--- a/tech_cards/Кондитерский цех 4_tech_card.docx
+++ b/tech_cards/Кондитерский цех 4_tech_card.docx
@@ -582,11 +582,15 @@
         <w:tc>
           <w:tcPr>
             <w:tcW w:type="dxa" w:w="1053"/>
+            <w:vMerge w:val="restart"/>
           </w:tcPr>
           <w:p>
             <w:r>
               <w:t>потолок окрашенный, потолок подвесной</w:t>
             </w:r>
+          </w:p>
+          <w:p>
+            <w:r/>
           </w:p>
         </w:tc>
         <w:tc>
@@ -659,41 +663,57 @@
         <w:tc>
           <w:tcPr>
             <w:tcW w:type="dxa" w:w="1076"/>
+            <w:vMerge w:val="restart"/>
           </w:tcPr>
           <w:p>
             <w:r>
               <w:t>промаркированный</w:t>
             </w:r>
           </w:p>
+          <w:p>
+            <w:r/>
+          </w:p>
         </w:tc>
         <w:tc>
           <w:tcPr>
             <w:tcW w:type="dxa" w:w="1481"/>
+            <w:vMerge w:val="restart"/>
           </w:tcPr>
           <w:p>
             <w:r>
               <w:t>1 раз в 12 месяцев</w:t>
             </w:r>
           </w:p>
+          <w:p>
+            <w:r/>
+          </w:p>
         </w:tc>
         <w:tc>
           <w:tcPr>
             <w:tcW w:type="dxa" w:w="1293"/>
+            <w:vMerge w:val="restart"/>
           </w:tcPr>
           <w:p>
             <w:r>
               <w:t>сотрудник внутреннего клининга</w:t>
             </w:r>
           </w:p>
+          <w:p>
+            <w:r/>
+          </w:p>
         </w:tc>
         <w:tc>
           <w:tcPr>
             <w:tcW w:type="dxa" w:w="2298"/>
+            <w:vMerge w:val="restart"/>
           </w:tcPr>
           <w:p>
             <w:r>
               <w:t>визуальный контроль/сотрудник отдела качества</w:t>
             </w:r>
+          </w:p>
+          <w:p>
+            <w:r/>
           </w:p>
         </w:tc>
       </w:tr>
@@ -701,12 +721,9 @@
         <w:tc>
           <w:tcPr>
             <w:tcW w:type="dxa" w:w="1053"/>
-          </w:tcPr>
-          <w:p>
-            <w:r>
-              <w:t>потолок окрашенный, потолок подвесной</w:t>
-            </w:r>
-          </w:p>
+            <w:vMerge/>
+          </w:tcPr>
+          <w:p/>
         </w:tc>
         <w:tc>
           <w:tcPr>
@@ -780,53 +797,45 @@
         <w:tc>
           <w:tcPr>
             <w:tcW w:type="dxa" w:w="1076"/>
-          </w:tcPr>
-          <w:p>
-            <w:r>
-              <w:t>промаркированный</w:t>
-            </w:r>
-          </w:p>
+            <w:vMerge/>
+          </w:tcPr>
+          <w:p/>
         </w:tc>
         <w:tc>
           <w:tcPr>
             <w:tcW w:type="dxa" w:w="1481"/>
-          </w:tcPr>
-          <w:p>
-            <w:r>
-              <w:t>1 раз в 12 месяцев</w:t>
-            </w:r>
-          </w:p>
+            <w:vMerge/>
+          </w:tcPr>
+          <w:p/>
         </w:tc>
         <w:tc>
           <w:tcPr>
             <w:tcW w:type="dxa" w:w="1293"/>
-          </w:tcPr>
-          <w:p>
-            <w:r>
-              <w:t>сотрудник внутреннего клининга</w:t>
-            </w:r>
-          </w:p>
+            <w:vMerge/>
+          </w:tcPr>
+          <w:p/>
         </w:tc>
         <w:tc>
           <w:tcPr>
             <w:tcW w:type="dxa" w:w="2298"/>
-          </w:tcPr>
-          <w:p>
-            <w:r>
-              <w:t>визуальный контроль/сотрудник отдела качества</w:t>
-            </w:r>
-          </w:p>
+            <w:vMerge/>
+          </w:tcPr>
+          <w:p/>
         </w:tc>
       </w:tr>
       <w:tr>
         <w:tc>
           <w:tcPr>
             <w:tcW w:type="dxa" w:w="1053"/>
+            <w:vMerge w:val="restart"/>
           </w:tcPr>
           <w:p>
             <w:r>
               <w:t>вентиляционные трубы, диффузоры, светильники, стены (выше 2 м)</w:t>
             </w:r>
+          </w:p>
+          <w:p>
+            <w:r/>
           </w:p>
         </w:tc>
         <w:tc>
@@ -899,12 +908,16 @@
         <w:tc>
           <w:tcPr>
             <w:tcW w:type="dxa" w:w="1076"/>
+            <w:vMerge w:val="restart"/>
           </w:tcPr>
           <w:p>
             <w:r>
               <w:t>промаркированный</w:t>
             </w:r>
           </w:p>
+          <w:p>
+            <w:r/>
+          </w:p>
         </w:tc>
         <w:tc>
           <w:tcPr>
@@ -919,21 +932,29 @@
         <w:tc>
           <w:tcPr>
             <w:tcW w:type="dxa" w:w="1293"/>
+            <w:vMerge w:val="restart"/>
           </w:tcPr>
           <w:p>
             <w:r>
               <w:t>сотрудник внутреннего клининга</w:t>
             </w:r>
           </w:p>
+          <w:p>
+            <w:r/>
+          </w:p>
         </w:tc>
         <w:tc>
           <w:tcPr>
             <w:tcW w:type="dxa" w:w="2298"/>
+            <w:vMerge w:val="restart"/>
           </w:tcPr>
           <w:p>
             <w:r>
               <w:t>визуальный контроль/сотрудник отдела качества</w:t>
             </w:r>
+          </w:p>
+          <w:p>
+            <w:r/>
           </w:p>
         </w:tc>
       </w:tr>
@@ -941,12 +962,9 @@
         <w:tc>
           <w:tcPr>
             <w:tcW w:type="dxa" w:w="1053"/>
-          </w:tcPr>
-          <w:p>
-            <w:r>
-              <w:t>вентиляционные трубы, диффузоры, светильники, стены (выше 2 м)</w:t>
-            </w:r>
-          </w:p>
+            <w:vMerge/>
+          </w:tcPr>
+          <w:p/>
         </w:tc>
         <w:tc>
           <w:tcPr>
@@ -1020,12 +1038,9 @@
         <w:tc>
           <w:tcPr>
             <w:tcW w:type="dxa" w:w="1076"/>
-          </w:tcPr>
-          <w:p>
-            <w:r>
-              <w:t>промаркированный</w:t>
-            </w:r>
-          </w:p>
+            <w:vMerge/>
+          </w:tcPr>
+          <w:p/>
         </w:tc>
         <w:tc>
           <w:tcPr>
@@ -1040,33 +1055,31 @@
         <w:tc>
           <w:tcPr>
             <w:tcW w:type="dxa" w:w="1293"/>
-          </w:tcPr>
-          <w:p>
-            <w:r>
-              <w:t>сотрудник внутреннего клининга</w:t>
-            </w:r>
-          </w:p>
+            <w:vMerge/>
+          </w:tcPr>
+          <w:p/>
         </w:tc>
         <w:tc>
           <w:tcPr>
             <w:tcW w:type="dxa" w:w="2298"/>
-          </w:tcPr>
-          <w:p>
-            <w:r>
-              <w:t>визуальный контроль/сотрудник отдела качества</w:t>
-            </w:r>
-          </w:p>
+            <w:vMerge/>
+          </w:tcPr>
+          <w:p/>
         </w:tc>
       </w:tr>
       <w:tr>
         <w:tc>
           <w:tcPr>
             <w:tcW w:type="dxa" w:w="1053"/>
+            <w:vMerge w:val="restart"/>
           </w:tcPr>
           <w:p>
             <w:r>
               <w:t>вытяжные зонты алюминиевые, вытяжные зонты из нержавеющей стали</w:t>
             </w:r>
+          </w:p>
+          <w:p>
+            <w:r/>
           </w:p>
         </w:tc>
         <w:tc>
@@ -1139,41 +1152,57 @@
         <w:tc>
           <w:tcPr>
             <w:tcW w:type="dxa" w:w="1076"/>
+            <w:vMerge w:val="restart"/>
           </w:tcPr>
           <w:p>
             <w:r>
               <w:t>промаркированный</w:t>
             </w:r>
           </w:p>
+          <w:p>
+            <w:r/>
+          </w:p>
         </w:tc>
         <w:tc>
           <w:tcPr>
             <w:tcW w:type="dxa" w:w="1481"/>
+            <w:vMerge w:val="restart"/>
           </w:tcPr>
           <w:p>
             <w:r>
               <w:t>1 раз в месяц</w:t>
             </w:r>
           </w:p>
+          <w:p>
+            <w:r/>
+          </w:p>
         </w:tc>
         <w:tc>
           <w:tcPr>
             <w:tcW w:type="dxa" w:w="1293"/>
+            <w:vMerge w:val="restart"/>
           </w:tcPr>
           <w:p>
             <w:r>
               <w:t>сотрудник внутреннего клининга</w:t>
             </w:r>
           </w:p>
+          <w:p>
+            <w:r/>
+          </w:p>
         </w:tc>
         <w:tc>
           <w:tcPr>
             <w:tcW w:type="dxa" w:w="2298"/>
+            <w:vMerge w:val="restart"/>
           </w:tcPr>
           <w:p>
             <w:r>
               <w:t>визуальный контроль/сотрудник отдела качества</w:t>
             </w:r>
+          </w:p>
+          <w:p>
+            <w:r/>
           </w:p>
         </w:tc>
       </w:tr>
@@ -1181,12 +1210,9 @@
         <w:tc>
           <w:tcPr>
             <w:tcW w:type="dxa" w:w="1053"/>
-          </w:tcPr>
-          <w:p>
-            <w:r>
-              <w:t>вытяжные зонты алюминиевые, вытяжные зонты из нержавеющей стали</w:t>
-            </w:r>
-          </w:p>
+            <w:vMerge/>
+          </w:tcPr>
+          <w:p/>
         </w:tc>
         <w:tc>
           <w:tcPr>
@@ -1260,53 +1286,45 @@
         <w:tc>
           <w:tcPr>
             <w:tcW w:type="dxa" w:w="1076"/>
-          </w:tcPr>
-          <w:p>
-            <w:r>
-              <w:t>промаркированный</w:t>
-            </w:r>
-          </w:p>
+            <w:vMerge/>
+          </w:tcPr>
+          <w:p/>
         </w:tc>
         <w:tc>
           <w:tcPr>
             <w:tcW w:type="dxa" w:w="1481"/>
-          </w:tcPr>
-          <w:p>
-            <w:r>
-              <w:t>1 раз в месяц</w:t>
-            </w:r>
-          </w:p>
+            <w:vMerge/>
+          </w:tcPr>
+          <w:p/>
         </w:tc>
         <w:tc>
           <w:tcPr>
             <w:tcW w:type="dxa" w:w="1293"/>
-          </w:tcPr>
-          <w:p>
-            <w:r>
-              <w:t>сотрудник внутреннего клининга</w:t>
-            </w:r>
-          </w:p>
+            <w:vMerge/>
+          </w:tcPr>
+          <w:p/>
         </w:tc>
         <w:tc>
           <w:tcPr>
             <w:tcW w:type="dxa" w:w="2298"/>
-          </w:tcPr>
-          <w:p>
-            <w:r>
-              <w:t>визуальный контроль/сотрудник отдела качества</w:t>
-            </w:r>
-          </w:p>
+            <w:vMerge/>
+          </w:tcPr>
+          <w:p/>
         </w:tc>
       </w:tr>
       <w:tr>
         <w:tc>
           <w:tcPr>
             <w:tcW w:type="dxa" w:w="1053"/>
+            <w:vMerge w:val="restart"/>
           </w:tcPr>
           <w:p>
             <w:r>
               <w:t>бактерицидные лампы, инсектицидные лампы</w:t>
             </w:r>
+          </w:p>
+          <w:p>
+            <w:r/>
           </w:p>
         </w:tc>
         <w:tc>
@@ -1379,41 +1397,57 @@
         <w:tc>
           <w:tcPr>
             <w:tcW w:type="dxa" w:w="1076"/>
+            <w:vMerge w:val="restart"/>
           </w:tcPr>
           <w:p>
             <w:r>
               <w:t>промаркированный</w:t>
             </w:r>
           </w:p>
+          <w:p>
+            <w:r/>
+          </w:p>
         </w:tc>
         <w:tc>
           <w:tcPr>
             <w:tcW w:type="dxa" w:w="1481"/>
+            <w:vMerge w:val="restart"/>
           </w:tcPr>
           <w:p>
             <w:r>
               <w:t>1 раз в месяц</w:t>
             </w:r>
           </w:p>
+          <w:p>
+            <w:r/>
+          </w:p>
         </w:tc>
         <w:tc>
           <w:tcPr>
             <w:tcW w:type="dxa" w:w="1293"/>
+            <w:vMerge w:val="restart"/>
           </w:tcPr>
           <w:p>
             <w:r>
               <w:t>сотрудник инженерной службы</w:t>
             </w:r>
           </w:p>
+          <w:p>
+            <w:r/>
+          </w:p>
         </w:tc>
         <w:tc>
           <w:tcPr>
             <w:tcW w:type="dxa" w:w="2298"/>
+            <w:vMerge w:val="restart"/>
           </w:tcPr>
           <w:p>
             <w:r>
               <w:t>визуальный контроль/технолог</w:t>
             </w:r>
+          </w:p>
+          <w:p>
+            <w:r/>
           </w:p>
         </w:tc>
       </w:tr>
@@ -1421,12 +1455,9 @@
         <w:tc>
           <w:tcPr>
             <w:tcW w:type="dxa" w:w="1053"/>
-          </w:tcPr>
-          <w:p>
-            <w:r>
-              <w:t>бактерицидные лампы, инсектицидные лампы</w:t>
-            </w:r>
-          </w:p>
+            <w:vMerge/>
+          </w:tcPr>
+          <w:p/>
         </w:tc>
         <w:tc>
           <w:tcPr>
@@ -1500,53 +1531,45 @@
         <w:tc>
           <w:tcPr>
             <w:tcW w:type="dxa" w:w="1076"/>
-          </w:tcPr>
-          <w:p>
-            <w:r>
-              <w:t>промаркированный</w:t>
-            </w:r>
-          </w:p>
+            <w:vMerge/>
+          </w:tcPr>
+          <w:p/>
         </w:tc>
         <w:tc>
           <w:tcPr>
             <w:tcW w:type="dxa" w:w="1481"/>
-          </w:tcPr>
-          <w:p>
-            <w:r>
-              <w:t>1 раз в месяц</w:t>
-            </w:r>
-          </w:p>
+            <w:vMerge/>
+          </w:tcPr>
+          <w:p/>
         </w:tc>
         <w:tc>
           <w:tcPr>
             <w:tcW w:type="dxa" w:w="1293"/>
-          </w:tcPr>
-          <w:p>
-            <w:r>
-              <w:t>сотрудник инженерной службы</w:t>
-            </w:r>
-          </w:p>
+            <w:vMerge/>
+          </w:tcPr>
+          <w:p/>
         </w:tc>
         <w:tc>
           <w:tcPr>
             <w:tcW w:type="dxa" w:w="2298"/>
-          </w:tcPr>
-          <w:p>
-            <w:r>
-              <w:t>визуальный контроль/технолог</w:t>
-            </w:r>
-          </w:p>
+            <w:vMerge/>
+          </w:tcPr>
+          <w:p/>
         </w:tc>
       </w:tr>
       <w:tr>
         <w:tc>
           <w:tcPr>
             <w:tcW w:type="dxa" w:w="1053"/>
+            <w:vMerge w:val="restart"/>
           </w:tcPr>
           <w:p>
             <w:r>
               <w:t>вешалки, диспенсер для тулетной бумаги, душевая кабина, компьютер, кулер, микроволновая печь, монитор, обувницы, принтер, скамейки, стены (до 2 м), стиральная машина, столы, стулья, сушилка для обуви, сушилка для рук, сушильная машина, телефон, термопот, холодильник бытовой, чайник электрический</w:t>
             </w:r>
+          </w:p>
+          <w:p>
+            <w:r/>
           </w:p>
         </w:tc>
         <w:tc>
@@ -1619,41 +1642,57 @@
         <w:tc>
           <w:tcPr>
             <w:tcW w:type="dxa" w:w="1076"/>
+            <w:vMerge w:val="restart"/>
           </w:tcPr>
           <w:p>
             <w:r>
               <w:t>промаркированный</w:t>
             </w:r>
           </w:p>
+          <w:p>
+            <w:r/>
+          </w:p>
         </w:tc>
         <w:tc>
           <w:tcPr>
             <w:tcW w:type="dxa" w:w="1481"/>
+            <w:vMerge w:val="restart"/>
           </w:tcPr>
           <w:p>
             <w:r>
               <w:t>1 раз в неделю</w:t>
             </w:r>
           </w:p>
+          <w:p>
+            <w:r/>
+          </w:p>
         </w:tc>
         <w:tc>
           <w:tcPr>
             <w:tcW w:type="dxa" w:w="1293"/>
+            <w:vMerge w:val="restart"/>
           </w:tcPr>
           <w:p>
             <w:r>
               <w:t>сотрудник внутреннего клининга</w:t>
             </w:r>
           </w:p>
+          <w:p>
+            <w:r/>
+          </w:p>
         </w:tc>
         <w:tc>
           <w:tcPr>
             <w:tcW w:type="dxa" w:w="2298"/>
+            <w:vMerge w:val="restart"/>
           </w:tcPr>
           <w:p>
             <w:r>
               <w:t>визуальный контроль/сотрудник отдела качества</w:t>
             </w:r>
+          </w:p>
+          <w:p>
+            <w:r/>
           </w:p>
         </w:tc>
       </w:tr>
@@ -1661,12 +1700,9 @@
         <w:tc>
           <w:tcPr>
             <w:tcW w:type="dxa" w:w="1053"/>
-          </w:tcPr>
-          <w:p>
-            <w:r>
-              <w:t>вешалки, диспенсер для тулетной бумаги, душевая кабина, компьютер, кулер, микроволновая печь, монитор, обувницы, принтер, скамейки, стены (до 2 м), стиральная машина, столы, стулья, сушилка для обуви, сушилка для рук, сушильная машина, телефон, термопот, холодильник бытовой, чайник электрический</w:t>
-            </w:r>
-          </w:p>
+            <w:vMerge/>
+          </w:tcPr>
+          <w:p/>
         </w:tc>
         <w:tc>
           <w:tcPr>
@@ -1740,53 +1776,45 @@
         <w:tc>
           <w:tcPr>
             <w:tcW w:type="dxa" w:w="1076"/>
-          </w:tcPr>
-          <w:p>
-            <w:r>
-              <w:t>промаркированный</w:t>
-            </w:r>
-          </w:p>
+            <w:vMerge/>
+          </w:tcPr>
+          <w:p/>
         </w:tc>
         <w:tc>
           <w:tcPr>
             <w:tcW w:type="dxa" w:w="1481"/>
-          </w:tcPr>
-          <w:p>
-            <w:r>
-              <w:t>1 раз в неделю</w:t>
-            </w:r>
-          </w:p>
+            <w:vMerge/>
+          </w:tcPr>
+          <w:p/>
         </w:tc>
         <w:tc>
           <w:tcPr>
             <w:tcW w:type="dxa" w:w="1293"/>
-          </w:tcPr>
-          <w:p>
-            <w:r>
-              <w:t>сотрудник внутреннего клининга</w:t>
-            </w:r>
-          </w:p>
+            <w:vMerge/>
+          </w:tcPr>
+          <w:p/>
         </w:tc>
         <w:tc>
           <w:tcPr>
             <w:tcW w:type="dxa" w:w="2298"/>
-          </w:tcPr>
-          <w:p>
-            <w:r>
-              <w:t>визуальный контроль/сотрудник отдела качества</w:t>
-            </w:r>
-          </w:p>
+            <w:vMerge/>
+          </w:tcPr>
+          <w:p/>
         </w:tc>
       </w:tr>
       <w:tr>
         <w:tc>
           <w:tcPr>
             <w:tcW w:type="dxa" w:w="1053"/>
+            <w:vMerge w:val="restart"/>
           </w:tcPr>
           <w:p>
             <w:r>
               <w:t>кондиционер, сплит-системы, часы</w:t>
             </w:r>
+          </w:p>
+          <w:p>
+            <w:r/>
           </w:p>
         </w:tc>
         <w:tc>
@@ -1859,41 +1887,57 @@
         <w:tc>
           <w:tcPr>
             <w:tcW w:type="dxa" w:w="1076"/>
+            <w:vMerge w:val="restart"/>
           </w:tcPr>
           <w:p>
             <w:r>
               <w:t>промаркированный</w:t>
             </w:r>
           </w:p>
+          <w:p>
+            <w:r/>
+          </w:p>
         </w:tc>
         <w:tc>
           <w:tcPr>
             <w:tcW w:type="dxa" w:w="1481"/>
+            <w:vMerge w:val="restart"/>
           </w:tcPr>
           <w:p>
             <w:r>
               <w:t>1 раз в 6 месяцев</w:t>
             </w:r>
           </w:p>
+          <w:p>
+            <w:r/>
+          </w:p>
         </w:tc>
         <w:tc>
           <w:tcPr>
             <w:tcW w:type="dxa" w:w="1293"/>
+            <w:vMerge w:val="restart"/>
           </w:tcPr>
           <w:p>
             <w:r>
               <w:t>сотрудник внутреннего клининга</w:t>
             </w:r>
           </w:p>
+          <w:p>
+            <w:r/>
+          </w:p>
         </w:tc>
         <w:tc>
           <w:tcPr>
             <w:tcW w:type="dxa" w:w="2298"/>
+            <w:vMerge w:val="restart"/>
           </w:tcPr>
           <w:p>
             <w:r>
               <w:t>визуальный контроль/сотрудник отдела качества</w:t>
             </w:r>
+          </w:p>
+          <w:p>
+            <w:r/>
           </w:p>
         </w:tc>
       </w:tr>
@@ -1901,12 +1945,9 @@
         <w:tc>
           <w:tcPr>
             <w:tcW w:type="dxa" w:w="1053"/>
-          </w:tcPr>
-          <w:p>
-            <w:r>
-              <w:t>кондиционер, сплит-системы, часы</w:t>
-            </w:r>
-          </w:p>
+            <w:vMerge/>
+          </w:tcPr>
+          <w:p/>
         </w:tc>
         <w:tc>
           <w:tcPr>
@@ -1980,53 +2021,45 @@
         <w:tc>
           <w:tcPr>
             <w:tcW w:type="dxa" w:w="1076"/>
-          </w:tcPr>
-          <w:p>
-            <w:r>
-              <w:t>промаркированный</w:t>
-            </w:r>
-          </w:p>
+            <w:vMerge/>
+          </w:tcPr>
+          <w:p/>
         </w:tc>
         <w:tc>
           <w:tcPr>
             <w:tcW w:type="dxa" w:w="1481"/>
-          </w:tcPr>
-          <w:p>
-            <w:r>
-              <w:t>1 раз в 6 месяцев</w:t>
-            </w:r>
-          </w:p>
+            <w:vMerge/>
+          </w:tcPr>
+          <w:p/>
         </w:tc>
         <w:tc>
           <w:tcPr>
             <w:tcW w:type="dxa" w:w="1293"/>
-          </w:tcPr>
-          <w:p>
-            <w:r>
-              <w:t>сотрудник внутреннего клининга</w:t>
-            </w:r>
-          </w:p>
+            <w:vMerge/>
+          </w:tcPr>
+          <w:p/>
         </w:tc>
         <w:tc>
           <w:tcPr>
             <w:tcW w:type="dxa" w:w="2298"/>
-          </w:tcPr>
-          <w:p>
-            <w:r>
-              <w:t>визуальный контроль/сотрудник отдела качества</w:t>
-            </w:r>
-          </w:p>
+            <w:vMerge/>
+          </w:tcPr>
+          <w:p/>
         </w:tc>
       </w:tr>
       <w:tr>
         <w:tc>
           <w:tcPr>
             <w:tcW w:type="dxa" w:w="1053"/>
+            <w:vMerge w:val="restart"/>
           </w:tcPr>
           <w:p>
             <w:r>
               <w:t>окна внешние, окна внутрицеховые</w:t>
             </w:r>
+          </w:p>
+          <w:p>
+            <w:r/>
           </w:p>
         </w:tc>
         <w:tc>
@@ -2097,41 +2130,57 @@
         <w:tc>
           <w:tcPr>
             <w:tcW w:type="dxa" w:w="1076"/>
+            <w:vMerge w:val="restart"/>
           </w:tcPr>
           <w:p>
             <w:r>
               <w:t>промаркированный</w:t>
             </w:r>
           </w:p>
+          <w:p>
+            <w:r/>
+          </w:p>
         </w:tc>
         <w:tc>
           <w:tcPr>
             <w:tcW w:type="dxa" w:w="1481"/>
+            <w:vMerge w:val="restart"/>
           </w:tcPr>
           <w:p>
             <w:r>
               <w:t>1 раз в месяц (летний период)</w:t>
             </w:r>
           </w:p>
+          <w:p>
+            <w:r/>
+          </w:p>
         </w:tc>
         <w:tc>
           <w:tcPr>
             <w:tcW w:type="dxa" w:w="1293"/>
+            <w:vMerge w:val="restart"/>
           </w:tcPr>
           <w:p>
             <w:r>
               <w:t>сотрудник внутреннего клининга</w:t>
             </w:r>
           </w:p>
+          <w:p>
+            <w:r/>
+          </w:p>
         </w:tc>
         <w:tc>
           <w:tcPr>
             <w:tcW w:type="dxa" w:w="2298"/>
+            <w:vMerge w:val="restart"/>
           </w:tcPr>
           <w:p>
             <w:r>
               <w:t>визуальный контроль/сотрудник отдела качества</w:t>
             </w:r>
+          </w:p>
+          <w:p>
+            <w:r/>
           </w:p>
         </w:tc>
       </w:tr>
@@ -2139,12 +2188,9 @@
         <w:tc>
           <w:tcPr>
             <w:tcW w:type="dxa" w:w="1053"/>
-          </w:tcPr>
-          <w:p>
-            <w:r>
-              <w:t>окна внешние, окна внутрицеховые</w:t>
-            </w:r>
-          </w:p>
+            <w:vMerge/>
+          </w:tcPr>
+          <w:p/>
         </w:tc>
         <w:tc>
           <w:tcPr>
@@ -2218,53 +2264,45 @@
         <w:tc>
           <w:tcPr>
             <w:tcW w:type="dxa" w:w="1076"/>
-          </w:tcPr>
-          <w:p>
-            <w:r>
-              <w:t>промаркированный</w:t>
-            </w:r>
-          </w:p>
+            <w:vMerge/>
+          </w:tcPr>
+          <w:p/>
         </w:tc>
         <w:tc>
           <w:tcPr>
             <w:tcW w:type="dxa" w:w="1481"/>
-          </w:tcPr>
-          <w:p>
-            <w:r>
-              <w:t>1 раз в месяц (летний период)</w:t>
-            </w:r>
-          </w:p>
+            <w:vMerge/>
+          </w:tcPr>
+          <w:p/>
         </w:tc>
         <w:tc>
           <w:tcPr>
             <w:tcW w:type="dxa" w:w="1293"/>
-          </w:tcPr>
-          <w:p>
-            <w:r>
-              <w:t>сотрудник внутреннего клининга</w:t>
-            </w:r>
-          </w:p>
+            <w:vMerge/>
+          </w:tcPr>
+          <w:p/>
         </w:tc>
         <w:tc>
           <w:tcPr>
             <w:tcW w:type="dxa" w:w="2298"/>
-          </w:tcPr>
-          <w:p>
-            <w:r>
-              <w:t>визуальный контроль/сотрудник отдела качества</w:t>
-            </w:r>
-          </w:p>
+            <w:vMerge/>
+          </w:tcPr>
+          <w:p/>
         </w:tc>
       </w:tr>
       <w:tr>
         <w:tc>
           <w:tcPr>
             <w:tcW w:type="dxa" w:w="1053"/>
+            <w:vMerge w:val="restart"/>
           </w:tcPr>
           <w:p>
             <w:r>
               <w:t>вентилятор, водопроводные трубы, ворота/роллета, двери, дверные ручки, демосистема (контактная поверхность), кабель-каналы, лестницы, полки, резиновые коврики, розетки, стеллажи, шкафы</w:t>
             </w:r>
+          </w:p>
+          <w:p>
+            <w:r/>
           </w:p>
         </w:tc>
         <w:tc>
@@ -2337,41 +2375,57 @@
         <w:tc>
           <w:tcPr>
             <w:tcW w:type="dxa" w:w="1076"/>
+            <w:vMerge w:val="restart"/>
           </w:tcPr>
           <w:p>
             <w:r>
               <w:t>промаркированный</w:t>
             </w:r>
           </w:p>
+          <w:p>
+            <w:r/>
+          </w:p>
         </w:tc>
         <w:tc>
           <w:tcPr>
             <w:tcW w:type="dxa" w:w="1481"/>
+            <w:vMerge w:val="restart"/>
           </w:tcPr>
           <w:p>
             <w:r>
               <w:t>1 раз в месяц</w:t>
             </w:r>
           </w:p>
+          <w:p>
+            <w:r/>
+          </w:p>
         </w:tc>
         <w:tc>
           <w:tcPr>
             <w:tcW w:type="dxa" w:w="1293"/>
+            <w:vMerge w:val="restart"/>
           </w:tcPr>
           <w:p>
             <w:r>
               <w:t>сотрудник внутреннего клининга</w:t>
             </w:r>
           </w:p>
+          <w:p>
+            <w:r/>
+          </w:p>
         </w:tc>
         <w:tc>
           <w:tcPr>
             <w:tcW w:type="dxa" w:w="2298"/>
+            <w:vMerge w:val="restart"/>
           </w:tcPr>
           <w:p>
             <w:r>
               <w:t>визуальный контроль/сотрудник отдела качества</w:t>
             </w:r>
+          </w:p>
+          <w:p>
+            <w:r/>
           </w:p>
         </w:tc>
       </w:tr>
@@ -2379,12 +2433,9 @@
         <w:tc>
           <w:tcPr>
             <w:tcW w:type="dxa" w:w="1053"/>
-          </w:tcPr>
-          <w:p>
-            <w:r>
-              <w:t>вентилятор, водопроводные трубы, ворота/роллета, двери, дверные ручки, демосистема (контактная поверхность), кабель-каналы, лестницы, полки, резиновые коврики, розетки, стеллажи, шкафы</w:t>
-            </w:r>
-          </w:p>
+            <w:vMerge/>
+          </w:tcPr>
+          <w:p/>
         </w:tc>
         <w:tc>
           <w:tcPr>
@@ -2458,53 +2509,45 @@
         <w:tc>
           <w:tcPr>
             <w:tcW w:type="dxa" w:w="1076"/>
-          </w:tcPr>
-          <w:p>
-            <w:r>
-              <w:t>промаркированный</w:t>
-            </w:r>
-          </w:p>
+            <w:vMerge/>
+          </w:tcPr>
+          <w:p/>
         </w:tc>
         <w:tc>
           <w:tcPr>
             <w:tcW w:type="dxa" w:w="1481"/>
-          </w:tcPr>
-          <w:p>
-            <w:r>
-              <w:t>1 раз в месяц</w:t>
-            </w:r>
-          </w:p>
+            <w:vMerge/>
+          </w:tcPr>
+          <w:p/>
         </w:tc>
         <w:tc>
           <w:tcPr>
             <w:tcW w:type="dxa" w:w="1293"/>
-          </w:tcPr>
-          <w:p>
-            <w:r>
-              <w:t>сотрудник внутреннего клининга</w:t>
-            </w:r>
-          </w:p>
+            <w:vMerge/>
+          </w:tcPr>
+          <w:p/>
         </w:tc>
         <w:tc>
           <w:tcPr>
             <w:tcW w:type="dxa" w:w="2298"/>
-          </w:tcPr>
-          <w:p>
-            <w:r>
-              <w:t>визуальный контроль/сотрудник отдела качества</w:t>
-            </w:r>
-          </w:p>
+            <w:vMerge/>
+          </w:tcPr>
+          <w:p/>
         </w:tc>
       </w:tr>
       <w:tr>
         <w:tc>
           <w:tcPr>
             <w:tcW w:type="dxa" w:w="1053"/>
+            <w:vMerge w:val="restart"/>
           </w:tcPr>
           <w:p>
             <w:r>
               <w:t>выключатели</w:t>
             </w:r>
+          </w:p>
+          <w:p>
+            <w:r/>
           </w:p>
         </w:tc>
         <w:tc>
@@ -2577,41 +2620,57 @@
         <w:tc>
           <w:tcPr>
             <w:tcW w:type="dxa" w:w="1076"/>
+            <w:vMerge w:val="restart"/>
           </w:tcPr>
           <w:p>
             <w:r>
               <w:t>промаркированный</w:t>
             </w:r>
           </w:p>
+          <w:p>
+            <w:r/>
+          </w:p>
         </w:tc>
         <w:tc>
           <w:tcPr>
             <w:tcW w:type="dxa" w:w="1481"/>
+            <w:vMerge w:val="restart"/>
           </w:tcPr>
           <w:p>
             <w:r>
               <w:t>1 раз в месяц</w:t>
             </w:r>
           </w:p>
+          <w:p>
+            <w:r/>
+          </w:p>
         </w:tc>
         <w:tc>
           <w:tcPr>
             <w:tcW w:type="dxa" w:w="1293"/>
+            <w:vMerge w:val="restart"/>
           </w:tcPr>
           <w:p>
             <w:r>
               <w:t>сотрудник внутреннего клининга</w:t>
             </w:r>
           </w:p>
+          <w:p>
+            <w:r/>
+          </w:p>
         </w:tc>
         <w:tc>
           <w:tcPr>
             <w:tcW w:type="dxa" w:w="2298"/>
+            <w:vMerge w:val="restart"/>
           </w:tcPr>
           <w:p>
             <w:r>
               <w:t>визуальный контроль/сотрудник отдела качества</w:t>
             </w:r>
+          </w:p>
+          <w:p>
+            <w:r/>
           </w:p>
         </w:tc>
       </w:tr>
@@ -2619,12 +2678,9 @@
         <w:tc>
           <w:tcPr>
             <w:tcW w:type="dxa" w:w="1053"/>
-          </w:tcPr>
-          <w:p>
-            <w:r>
-              <w:t>выключатели</w:t>
-            </w:r>
-          </w:p>
+            <w:vMerge/>
+          </w:tcPr>
+          <w:p/>
         </w:tc>
         <w:tc>
           <w:tcPr>
@@ -2698,53 +2754,45 @@
         <w:tc>
           <w:tcPr>
             <w:tcW w:type="dxa" w:w="1076"/>
-          </w:tcPr>
-          <w:p>
-            <w:r>
-              <w:t>промаркированный</w:t>
-            </w:r>
-          </w:p>
+            <w:vMerge/>
+          </w:tcPr>
+          <w:p/>
         </w:tc>
         <w:tc>
           <w:tcPr>
             <w:tcW w:type="dxa" w:w="1481"/>
-          </w:tcPr>
-          <w:p>
-            <w:r>
-              <w:t>1 раз в месяц</w:t>
-            </w:r>
-          </w:p>
+            <w:vMerge/>
+          </w:tcPr>
+          <w:p/>
         </w:tc>
         <w:tc>
           <w:tcPr>
             <w:tcW w:type="dxa" w:w="1293"/>
-          </w:tcPr>
-          <w:p>
-            <w:r>
-              <w:t>сотрудник внутреннего клининга</w:t>
-            </w:r>
-          </w:p>
+            <w:vMerge/>
+          </w:tcPr>
+          <w:p/>
         </w:tc>
         <w:tc>
           <w:tcPr>
             <w:tcW w:type="dxa" w:w="2298"/>
-          </w:tcPr>
-          <w:p>
-            <w:r>
-              <w:t>визуальный контроль/сотрудник отдела качества</w:t>
-            </w:r>
-          </w:p>
+            <w:vMerge/>
+          </w:tcPr>
+          <w:p/>
         </w:tc>
       </w:tr>
       <w:tr>
         <w:tc>
           <w:tcPr>
             <w:tcW w:type="dxa" w:w="1053"/>
+            <w:vMerge w:val="restart"/>
           </w:tcPr>
           <w:p>
             <w:r>
               <w:t>бойлер, завесы тепловые, стерилизатор</w:t>
             </w:r>
+          </w:p>
+          <w:p>
+            <w:r/>
           </w:p>
         </w:tc>
         <w:tc>
@@ -2817,41 +2865,57 @@
         <w:tc>
           <w:tcPr>
             <w:tcW w:type="dxa" w:w="1076"/>
+            <w:vMerge w:val="restart"/>
           </w:tcPr>
           <w:p>
             <w:r>
               <w:t>промаркированный</w:t>
             </w:r>
           </w:p>
+          <w:p>
+            <w:r/>
+          </w:p>
         </w:tc>
         <w:tc>
           <w:tcPr>
             <w:tcW w:type="dxa" w:w="1481"/>
+            <w:vMerge w:val="restart"/>
           </w:tcPr>
           <w:p>
             <w:r>
               <w:t>1 раз в месяц</w:t>
             </w:r>
           </w:p>
+          <w:p>
+            <w:r/>
+          </w:p>
         </w:tc>
         <w:tc>
           <w:tcPr>
             <w:tcW w:type="dxa" w:w="1293"/>
+            <w:vMerge w:val="restart"/>
           </w:tcPr>
           <w:p>
             <w:r>
               <w:t>сотрудник внутреннего клининга</w:t>
             </w:r>
           </w:p>
+          <w:p>
+            <w:r/>
+          </w:p>
         </w:tc>
         <w:tc>
           <w:tcPr>
             <w:tcW w:type="dxa" w:w="2298"/>
+            <w:vMerge w:val="restart"/>
           </w:tcPr>
           <w:p>
             <w:r>
               <w:t>визуальный контроль/сотрудник отдела качества</w:t>
             </w:r>
+          </w:p>
+          <w:p>
+            <w:r/>
           </w:p>
         </w:tc>
       </w:tr>
@@ -2859,12 +2923,9 @@
         <w:tc>
           <w:tcPr>
             <w:tcW w:type="dxa" w:w="1053"/>
-          </w:tcPr>
-          <w:p>
-            <w:r>
-              <w:t>бойлер, завесы тепловые, стерилизатор</w:t>
-            </w:r>
-          </w:p>
+            <w:vMerge/>
+          </w:tcPr>
+          <w:p/>
         </w:tc>
         <w:tc>
           <w:tcPr>
@@ -2938,53 +2999,45 @@
         <w:tc>
           <w:tcPr>
             <w:tcW w:type="dxa" w:w="1076"/>
-          </w:tcPr>
-          <w:p>
-            <w:r>
-              <w:t>промаркированный</w:t>
-            </w:r>
-          </w:p>
+            <w:vMerge/>
+          </w:tcPr>
+          <w:p/>
         </w:tc>
         <w:tc>
           <w:tcPr>
             <w:tcW w:type="dxa" w:w="1481"/>
-          </w:tcPr>
-          <w:p>
-            <w:r>
-              <w:t>1 раз в месяц</w:t>
-            </w:r>
-          </w:p>
+            <w:vMerge/>
+          </w:tcPr>
+          <w:p/>
         </w:tc>
         <w:tc>
           <w:tcPr>
             <w:tcW w:type="dxa" w:w="1293"/>
-          </w:tcPr>
-          <w:p>
-            <w:r>
-              <w:t>сотрудник внутреннего клининга</w:t>
-            </w:r>
-          </w:p>
+            <w:vMerge/>
+          </w:tcPr>
+          <w:p/>
         </w:tc>
         <w:tc>
           <w:tcPr>
             <w:tcW w:type="dxa" w:w="2298"/>
-          </w:tcPr>
-          <w:p>
-            <w:r>
-              <w:t>визуальный контроль/сотрудник отдела качества</w:t>
-            </w:r>
-          </w:p>
+            <w:vMerge/>
+          </w:tcPr>
+          <w:p/>
         </w:tc>
       </w:tr>
       <w:tr>
         <w:tc>
           <w:tcPr>
             <w:tcW w:type="dxa" w:w="1053"/>
+            <w:vMerge w:val="restart"/>
           </w:tcPr>
           <w:p>
             <w:r>
               <w:t>бак для грязной одежды, дезинфицирующие маты, держатели для досок, держатели для инвентаря, держатели для ножей, нарукавники, перчатки, санитарный пост, сапоги, смеситель, технологическая мойка, фартуки, штабелёр, ёлки для колец</w:t>
             </w:r>
+          </w:p>
+          <w:p>
+            <w:r/>
           </w:p>
         </w:tc>
         <w:tc>
@@ -3057,41 +3110,57 @@
         <w:tc>
           <w:tcPr>
             <w:tcW w:type="dxa" w:w="1076"/>
+            <w:vMerge w:val="restart"/>
           </w:tcPr>
           <w:p>
             <w:r>
               <w:t>промаркированный</w:t>
             </w:r>
           </w:p>
+          <w:p>
+            <w:r/>
+          </w:p>
         </w:tc>
         <w:tc>
           <w:tcPr>
             <w:tcW w:type="dxa" w:w="1481"/>
+            <w:vMerge w:val="restart"/>
           </w:tcPr>
           <w:p>
             <w:r>
               <w:t>1 раз в смену</w:t>
             </w:r>
           </w:p>
+          <w:p>
+            <w:r/>
+          </w:p>
         </w:tc>
         <w:tc>
           <w:tcPr>
             <w:tcW w:type="dxa" w:w="1293"/>
+            <w:vMerge w:val="restart"/>
           </w:tcPr>
           <w:p>
             <w:r>
               <w:t>сотрудник внутреннего клининга</w:t>
             </w:r>
           </w:p>
+          <w:p>
+            <w:r/>
+          </w:p>
         </w:tc>
         <w:tc>
           <w:tcPr>
             <w:tcW w:type="dxa" w:w="2298"/>
+            <w:vMerge w:val="restart"/>
           </w:tcPr>
           <w:p>
             <w:r>
               <w:t>визуальный контроль/сотрудник отдела качества</w:t>
             </w:r>
+          </w:p>
+          <w:p>
+            <w:r/>
           </w:p>
         </w:tc>
       </w:tr>
@@ -3099,12 +3168,9 @@
         <w:tc>
           <w:tcPr>
             <w:tcW w:type="dxa" w:w="1053"/>
-          </w:tcPr>
-          <w:p>
-            <w:r>
-              <w:t>бак для грязной одежды, дезинфицирующие маты, держатели для досок, держатели для инвентаря, держатели для ножей, нарукавники, перчатки, санитарный пост, сапоги, смеситель, технологическая мойка, фартуки, штабелёр, ёлки для колец</w:t>
-            </w:r>
-          </w:p>
+            <w:vMerge/>
+          </w:tcPr>
+          <w:p/>
         </w:tc>
         <w:tc>
           <w:tcPr>
@@ -3178,53 +3244,45 @@
         <w:tc>
           <w:tcPr>
             <w:tcW w:type="dxa" w:w="1076"/>
-          </w:tcPr>
-          <w:p>
-            <w:r>
-              <w:t>промаркированный</w:t>
-            </w:r>
-          </w:p>
+            <w:vMerge/>
+          </w:tcPr>
+          <w:p/>
         </w:tc>
         <w:tc>
           <w:tcPr>
             <w:tcW w:type="dxa" w:w="1481"/>
-          </w:tcPr>
-          <w:p>
-            <w:r>
-              <w:t>1 раз в смену</w:t>
-            </w:r>
-          </w:p>
+            <w:vMerge/>
+          </w:tcPr>
+          <w:p/>
         </w:tc>
         <w:tc>
           <w:tcPr>
             <w:tcW w:type="dxa" w:w="1293"/>
-          </w:tcPr>
-          <w:p>
-            <w:r>
-              <w:t>сотрудник внутреннего клининга</w:t>
-            </w:r>
-          </w:p>
+            <w:vMerge/>
+          </w:tcPr>
+          <w:p/>
         </w:tc>
         <w:tc>
           <w:tcPr>
             <w:tcW w:type="dxa" w:w="2298"/>
-          </w:tcPr>
-          <w:p>
-            <w:r>
-              <w:t>визуальный контроль/сотрудник отдела качества</w:t>
-            </w:r>
-          </w:p>
+            <w:vMerge/>
+          </w:tcPr>
+          <w:p/>
         </w:tc>
       </w:tr>
       <w:tr>
         <w:tc>
           <w:tcPr>
             <w:tcW w:type="dxa" w:w="1053"/>
+            <w:vMerge w:val="restart"/>
           </w:tcPr>
           <w:p>
             <w:r>
               <w:t>металлоконструкции, пластиковые подкаты, погрузчики, пожарный щит, тележки подкатные, шпильки, электрощит, ёмкости для перетаривания, ёмкости для сыпучих продуктов</w:t>
             </w:r>
+          </w:p>
+          <w:p>
+            <w:r/>
           </w:p>
         </w:tc>
         <w:tc>
@@ -3297,41 +3355,57 @@
         <w:tc>
           <w:tcPr>
             <w:tcW w:type="dxa" w:w="1076"/>
+            <w:vMerge w:val="restart"/>
           </w:tcPr>
           <w:p>
             <w:r>
               <w:t>промаркированный</w:t>
             </w:r>
           </w:p>
+          <w:p>
+            <w:r/>
+          </w:p>
         </w:tc>
         <w:tc>
           <w:tcPr>
             <w:tcW w:type="dxa" w:w="1481"/>
+            <w:vMerge w:val="restart"/>
           </w:tcPr>
           <w:p>
             <w:r>
               <w:t>1 раз в неделю</w:t>
             </w:r>
           </w:p>
+          <w:p>
+            <w:r/>
+          </w:p>
         </w:tc>
         <w:tc>
           <w:tcPr>
             <w:tcW w:type="dxa" w:w="1293"/>
+            <w:vMerge w:val="restart"/>
           </w:tcPr>
           <w:p>
             <w:r>
               <w:t>сотрудник внутреннего клининга</w:t>
             </w:r>
           </w:p>
+          <w:p>
+            <w:r/>
+          </w:p>
         </w:tc>
         <w:tc>
           <w:tcPr>
             <w:tcW w:type="dxa" w:w="2298"/>
+            <w:vMerge w:val="restart"/>
           </w:tcPr>
           <w:p>
             <w:r>
               <w:t>визуальный контроль/сотрудник отдела качества</w:t>
             </w:r>
+          </w:p>
+          <w:p>
+            <w:r/>
           </w:p>
         </w:tc>
       </w:tr>
@@ -3339,12 +3413,9 @@
         <w:tc>
           <w:tcPr>
             <w:tcW w:type="dxa" w:w="1053"/>
-          </w:tcPr>
-          <w:p>
-            <w:r>
-              <w:t>металлоконструкции, пластиковые подкаты, погрузчики, пожарный щит, тележки подкатные, шпильки, электрощит, ёмкости для перетаривания, ёмкости для сыпучих продуктов</w:t>
-            </w:r>
-          </w:p>
+            <w:vMerge/>
+          </w:tcPr>
+          <w:p/>
         </w:tc>
         <w:tc>
           <w:tcPr>
@@ -3418,53 +3489,45 @@
         <w:tc>
           <w:tcPr>
             <w:tcW w:type="dxa" w:w="1076"/>
-          </w:tcPr>
-          <w:p>
-            <w:r>
-              <w:t>промаркированный</w:t>
-            </w:r>
-          </w:p>
+            <w:vMerge/>
+          </w:tcPr>
+          <w:p/>
         </w:tc>
         <w:tc>
           <w:tcPr>
             <w:tcW w:type="dxa" w:w="1481"/>
-          </w:tcPr>
-          <w:p>
-            <w:r>
-              <w:t>1 раз в неделю</w:t>
-            </w:r>
-          </w:p>
+            <w:vMerge/>
+          </w:tcPr>
+          <w:p/>
         </w:tc>
         <w:tc>
           <w:tcPr>
             <w:tcW w:type="dxa" w:w="1293"/>
-          </w:tcPr>
-          <w:p>
-            <w:r>
-              <w:t>сотрудник внутреннего клининга</w:t>
-            </w:r>
-          </w:p>
+            <w:vMerge/>
+          </w:tcPr>
+          <w:p/>
         </w:tc>
         <w:tc>
           <w:tcPr>
             <w:tcW w:type="dxa" w:w="2298"/>
-          </w:tcPr>
-          <w:p>
-            <w:r>
-              <w:t>визуальный контроль/сотрудник отдела качества</w:t>
-            </w:r>
-          </w:p>
+            <w:vMerge/>
+          </w:tcPr>
+          <w:p/>
         </w:tc>
       </w:tr>
       <w:tr>
         <w:tc>
           <w:tcPr>
             <w:tcW w:type="dxa" w:w="1053"/>
+            <w:vMerge w:val="restart"/>
           </w:tcPr>
           <w:p>
             <w:r>
               <w:t>отопительные приборы</w:t>
             </w:r>
+          </w:p>
+          <w:p>
+            <w:r/>
           </w:p>
         </w:tc>
         <w:tc>
@@ -3537,41 +3600,57 @@
         <w:tc>
           <w:tcPr>
             <w:tcW w:type="dxa" w:w="1076"/>
+            <w:vMerge w:val="restart"/>
           </w:tcPr>
           <w:p>
             <w:r>
               <w:t>промаркированный</w:t>
             </w:r>
           </w:p>
+          <w:p>
+            <w:r/>
+          </w:p>
         </w:tc>
         <w:tc>
           <w:tcPr>
             <w:tcW w:type="dxa" w:w="1481"/>
+            <w:vMerge w:val="restart"/>
           </w:tcPr>
           <w:p>
             <w:r>
               <w:t>1 раз в 6 месяцев</w:t>
             </w:r>
           </w:p>
+          <w:p>
+            <w:r/>
+          </w:p>
         </w:tc>
         <w:tc>
           <w:tcPr>
             <w:tcW w:type="dxa" w:w="1293"/>
+            <w:vMerge w:val="restart"/>
           </w:tcPr>
           <w:p>
             <w:r>
               <w:t>сотрудник внутреннего клининга</w:t>
             </w:r>
           </w:p>
+          <w:p>
+            <w:r/>
+          </w:p>
         </w:tc>
         <w:tc>
           <w:tcPr>
             <w:tcW w:type="dxa" w:w="2298"/>
+            <w:vMerge w:val="restart"/>
           </w:tcPr>
           <w:p>
             <w:r>
               <w:t>визуальный контроль/сотрудник отдела качества</w:t>
             </w:r>
+          </w:p>
+          <w:p>
+            <w:r/>
           </w:p>
         </w:tc>
       </w:tr>
@@ -3579,12 +3658,9 @@
         <w:tc>
           <w:tcPr>
             <w:tcW w:type="dxa" w:w="1053"/>
-          </w:tcPr>
-          <w:p>
-            <w:r>
-              <w:t>отопительные приборы</w:t>
-            </w:r>
-          </w:p>
+            <w:vMerge/>
+          </w:tcPr>
+          <w:p/>
         </w:tc>
         <w:tc>
           <w:tcPr>
@@ -3658,53 +3734,45 @@
         <w:tc>
           <w:tcPr>
             <w:tcW w:type="dxa" w:w="1076"/>
-          </w:tcPr>
-          <w:p>
-            <w:r>
-              <w:t>промаркированный</w:t>
-            </w:r>
-          </w:p>
+            <w:vMerge/>
+          </w:tcPr>
+          <w:p/>
         </w:tc>
         <w:tc>
           <w:tcPr>
             <w:tcW w:type="dxa" w:w="1481"/>
-          </w:tcPr>
-          <w:p>
-            <w:r>
-              <w:t>1 раз в 6 месяцев</w:t>
-            </w:r>
-          </w:p>
+            <w:vMerge/>
+          </w:tcPr>
+          <w:p/>
         </w:tc>
         <w:tc>
           <w:tcPr>
             <w:tcW w:type="dxa" w:w="1293"/>
-          </w:tcPr>
-          <w:p>
-            <w:r>
-              <w:t>сотрудник внутреннего клининга</w:t>
-            </w:r>
-          </w:p>
+            <w:vMerge/>
+          </w:tcPr>
+          <w:p/>
         </w:tc>
         <w:tc>
           <w:tcPr>
             <w:tcW w:type="dxa" w:w="2298"/>
-          </w:tcPr>
-          <w:p>
-            <w:r>
-              <w:t>визуальный контроль/сотрудник отдела качества</w:t>
-            </w:r>
-          </w:p>
+            <w:vMerge/>
+          </w:tcPr>
+          <w:p/>
         </w:tc>
       </w:tr>
       <w:tr>
         <w:tc>
           <w:tcPr>
             <w:tcW w:type="dxa" w:w="1053"/>
+            <w:vMerge w:val="restart"/>
           </w:tcPr>
           <w:p>
             <w:r>
               <w:t>завесы ПВХ</w:t>
             </w:r>
+          </w:p>
+          <w:p>
+            <w:r/>
           </w:p>
         </w:tc>
         <w:tc>
@@ -3777,41 +3845,57 @@
         <w:tc>
           <w:tcPr>
             <w:tcW w:type="dxa" w:w="1076"/>
+            <w:vMerge w:val="restart"/>
           </w:tcPr>
           <w:p>
             <w:r>
               <w:t>промаркированный</w:t>
             </w:r>
           </w:p>
+          <w:p>
+            <w:r/>
+          </w:p>
         </w:tc>
         <w:tc>
           <w:tcPr>
             <w:tcW w:type="dxa" w:w="1481"/>
+            <w:vMerge w:val="restart"/>
           </w:tcPr>
           <w:p>
             <w:r>
               <w:t>1 раз в неделю</w:t>
             </w:r>
           </w:p>
+          <w:p>
+            <w:r/>
+          </w:p>
         </w:tc>
         <w:tc>
           <w:tcPr>
             <w:tcW w:type="dxa" w:w="1293"/>
+            <w:vMerge w:val="restart"/>
           </w:tcPr>
           <w:p>
             <w:r>
               <w:t>сотрудник внутреннего клининга</w:t>
             </w:r>
           </w:p>
+          <w:p>
+            <w:r/>
+          </w:p>
         </w:tc>
         <w:tc>
           <w:tcPr>
             <w:tcW w:type="dxa" w:w="2298"/>
+            <w:vMerge w:val="restart"/>
           </w:tcPr>
           <w:p>
             <w:r>
               <w:t>визуальный контроль/сотрудник отдела качества</w:t>
             </w:r>
+          </w:p>
+          <w:p>
+            <w:r/>
           </w:p>
         </w:tc>
       </w:tr>
@@ -3819,12 +3903,9 @@
         <w:tc>
           <w:tcPr>
             <w:tcW w:type="dxa" w:w="1053"/>
-          </w:tcPr>
-          <w:p>
-            <w:r>
-              <w:t>завесы ПВХ</w:t>
-            </w:r>
-          </w:p>
+            <w:vMerge/>
+          </w:tcPr>
+          <w:p/>
         </w:tc>
         <w:tc>
           <w:tcPr>
@@ -3898,53 +3979,45 @@
         <w:tc>
           <w:tcPr>
             <w:tcW w:type="dxa" w:w="1076"/>
-          </w:tcPr>
-          <w:p>
-            <w:r>
-              <w:t>промаркированный</w:t>
-            </w:r>
-          </w:p>
+            <w:vMerge/>
+          </w:tcPr>
+          <w:p/>
         </w:tc>
         <w:tc>
           <w:tcPr>
             <w:tcW w:type="dxa" w:w="1481"/>
-          </w:tcPr>
-          <w:p>
-            <w:r>
-              <w:t>1 раз в неделю</w:t>
-            </w:r>
-          </w:p>
+            <w:vMerge/>
+          </w:tcPr>
+          <w:p/>
         </w:tc>
         <w:tc>
           <w:tcPr>
             <w:tcW w:type="dxa" w:w="1293"/>
-          </w:tcPr>
-          <w:p>
-            <w:r>
-              <w:t>сотрудник внутреннего клининга</w:t>
-            </w:r>
-          </w:p>
+            <w:vMerge/>
+          </w:tcPr>
+          <w:p/>
         </w:tc>
         <w:tc>
           <w:tcPr>
             <w:tcW w:type="dxa" w:w="2298"/>
-          </w:tcPr>
-          <w:p>
-            <w:r>
-              <w:t>визуальный контроль/сотрудник отдела качества</w:t>
-            </w:r>
-          </w:p>
+            <w:vMerge/>
+          </w:tcPr>
+          <w:p/>
         </w:tc>
       </w:tr>
       <w:tr>
         <w:tc>
           <w:tcPr>
             <w:tcW w:type="dxa" w:w="1053"/>
+            <w:vMerge w:val="restart"/>
           </w:tcPr>
           <w:p>
             <w:r>
               <w:t>душевые секции, писсуар, раковина, унитаз</w:t>
             </w:r>
+          </w:p>
+          <w:p>
+            <w:r/>
           </w:p>
         </w:tc>
         <w:tc>
@@ -4015,12 +4088,16 @@
         <w:tc>
           <w:tcPr>
             <w:tcW w:type="dxa" w:w="1076"/>
+            <w:vMerge w:val="restart"/>
           </w:tcPr>
           <w:p>
             <w:r>
               <w:t>промаркированный</w:t>
             </w:r>
           </w:p>
+          <w:p>
+            <w:r/>
+          </w:p>
         </w:tc>
         <w:tc>
           <w:tcPr>
@@ -4035,21 +4112,29 @@
         <w:tc>
           <w:tcPr>
             <w:tcW w:type="dxa" w:w="1293"/>
+            <w:vMerge w:val="restart"/>
           </w:tcPr>
           <w:p>
             <w:r>
               <w:t>сотрудник внутреннего клининга</w:t>
             </w:r>
           </w:p>
+          <w:p>
+            <w:r/>
+          </w:p>
         </w:tc>
         <w:tc>
           <w:tcPr>
             <w:tcW w:type="dxa" w:w="2298"/>
+            <w:vMerge w:val="restart"/>
           </w:tcPr>
           <w:p>
             <w:r>
               <w:t>визуальный контроль/сотрудник отдела качества</w:t>
             </w:r>
+          </w:p>
+          <w:p>
+            <w:r/>
           </w:p>
         </w:tc>
       </w:tr>
@@ -4057,12 +4142,9 @@
         <w:tc>
           <w:tcPr>
             <w:tcW w:type="dxa" w:w="1053"/>
-          </w:tcPr>
-          <w:p>
-            <w:r>
-              <w:t>душевые секции, писсуар, раковина, унитаз</w:t>
-            </w:r>
-          </w:p>
+            <w:vMerge/>
+          </w:tcPr>
+          <w:p/>
         </w:tc>
         <w:tc>
           <w:tcPr>
@@ -4136,12 +4218,9 @@
         <w:tc>
           <w:tcPr>
             <w:tcW w:type="dxa" w:w="1076"/>
-          </w:tcPr>
-          <w:p>
-            <w:r>
-              <w:t>промаркированный</w:t>
-            </w:r>
-          </w:p>
+            <w:vMerge/>
+          </w:tcPr>
+          <w:p/>
         </w:tc>
         <w:tc>
           <w:tcPr>
@@ -4156,33 +4235,31 @@
         <w:tc>
           <w:tcPr>
             <w:tcW w:type="dxa" w:w="1293"/>
-          </w:tcPr>
-          <w:p>
-            <w:r>
-              <w:t>сотрудник внутреннего клининга</w:t>
-            </w:r>
-          </w:p>
+            <w:vMerge/>
+          </w:tcPr>
+          <w:p/>
         </w:tc>
         <w:tc>
           <w:tcPr>
             <w:tcW w:type="dxa" w:w="2298"/>
-          </w:tcPr>
-          <w:p>
-            <w:r>
-              <w:t>визуальный контроль/сотрудник отдела качества</w:t>
-            </w:r>
-          </w:p>
+            <w:vMerge/>
+          </w:tcPr>
+          <w:p/>
         </w:tc>
       </w:tr>
       <w:tr>
         <w:tc>
           <w:tcPr>
             <w:tcW w:type="dxa" w:w="1053"/>
+            <w:vMerge w:val="restart"/>
           </w:tcPr>
           <w:p>
             <w:r>
               <w:t>диспенсер/держатель для полотенец, мусорные корзины, холодильные столы, холодильные шкафы</w:t>
             </w:r>
+          </w:p>
+          <w:p>
+            <w:r/>
           </w:p>
         </w:tc>
         <w:tc>
@@ -4255,41 +4332,57 @@
         <w:tc>
           <w:tcPr>
             <w:tcW w:type="dxa" w:w="1076"/>
+            <w:vMerge w:val="restart"/>
           </w:tcPr>
           <w:p>
             <w:r>
               <w:t>промаркированный</w:t>
             </w:r>
           </w:p>
+          <w:p>
+            <w:r/>
+          </w:p>
         </w:tc>
         <w:tc>
           <w:tcPr>
             <w:tcW w:type="dxa" w:w="1481"/>
+            <w:vMerge w:val="restart"/>
           </w:tcPr>
           <w:p>
             <w:r>
               <w:t>1 раз в неделю</w:t>
             </w:r>
           </w:p>
+          <w:p>
+            <w:r/>
+          </w:p>
         </w:tc>
         <w:tc>
           <w:tcPr>
             <w:tcW w:type="dxa" w:w="1293"/>
+            <w:vMerge w:val="restart"/>
           </w:tcPr>
           <w:p>
             <w:r>
               <w:t>сотрудник внутреннего клининга</w:t>
             </w:r>
           </w:p>
+          <w:p>
+            <w:r/>
+          </w:p>
         </w:tc>
         <w:tc>
           <w:tcPr>
             <w:tcW w:type="dxa" w:w="2298"/>
+            <w:vMerge w:val="restart"/>
           </w:tcPr>
           <w:p>
             <w:r>
               <w:t>визуальный контроль/сотрудник отдела качества</w:t>
             </w:r>
+          </w:p>
+          <w:p>
+            <w:r/>
           </w:p>
         </w:tc>
       </w:tr>
@@ -4297,12 +4390,9 @@
         <w:tc>
           <w:tcPr>
             <w:tcW w:type="dxa" w:w="1053"/>
-          </w:tcPr>
-          <w:p>
-            <w:r>
-              <w:t>диспенсер/держатель для полотенец, мусорные корзины, холодильные столы, холодильные шкафы</w:t>
-            </w:r>
-          </w:p>
+            <w:vMerge/>
+          </w:tcPr>
+          <w:p/>
         </w:tc>
         <w:tc>
           <w:tcPr>
@@ -4376,53 +4466,45 @@
         <w:tc>
           <w:tcPr>
             <w:tcW w:type="dxa" w:w="1076"/>
-          </w:tcPr>
-          <w:p>
-            <w:r>
-              <w:t>промаркированный</w:t>
-            </w:r>
-          </w:p>
+            <w:vMerge/>
+          </w:tcPr>
+          <w:p/>
         </w:tc>
         <w:tc>
           <w:tcPr>
             <w:tcW w:type="dxa" w:w="1481"/>
-          </w:tcPr>
-          <w:p>
-            <w:r>
-              <w:t>1 раз в неделю</w:t>
-            </w:r>
-          </w:p>
+            <w:vMerge/>
+          </w:tcPr>
+          <w:p/>
         </w:tc>
         <w:tc>
           <w:tcPr>
             <w:tcW w:type="dxa" w:w="1293"/>
-          </w:tcPr>
-          <w:p>
-            <w:r>
-              <w:t>сотрудник внутреннего клининга</w:t>
-            </w:r>
-          </w:p>
+            <w:vMerge/>
+          </w:tcPr>
+          <w:p/>
         </w:tc>
         <w:tc>
           <w:tcPr>
             <w:tcW w:type="dxa" w:w="2298"/>
-          </w:tcPr>
-          <w:p>
-            <w:r>
-              <w:t>визуальный контроль/сотрудник отдела качества</w:t>
-            </w:r>
-          </w:p>
+            <w:vMerge/>
+          </w:tcPr>
+          <w:p/>
         </w:tc>
       </w:tr>
       <w:tr>
         <w:tc>
           <w:tcPr>
             <w:tcW w:type="dxa" w:w="1053"/>
+            <w:vMerge w:val="restart"/>
           </w:tcPr>
           <w:p>
             <w:r>
               <w:t>дозаторы для мыла и антисептика, корзины/диспенсеры для СИЗ, модульный санпропускник</w:t>
             </w:r>
+          </w:p>
+          <w:p>
+            <w:r/>
           </w:p>
         </w:tc>
         <w:tc>
@@ -4495,41 +4577,57 @@
         <w:tc>
           <w:tcPr>
             <w:tcW w:type="dxa" w:w="1076"/>
+            <w:vMerge w:val="restart"/>
           </w:tcPr>
           <w:p>
             <w:r>
               <w:t>промаркированный</w:t>
             </w:r>
           </w:p>
+          <w:p>
+            <w:r/>
+          </w:p>
         </w:tc>
         <w:tc>
           <w:tcPr>
             <w:tcW w:type="dxa" w:w="1481"/>
+            <w:vMerge w:val="restart"/>
           </w:tcPr>
           <w:p>
             <w:r>
               <w:t>при замене продукта</w:t>
             </w:r>
           </w:p>
+          <w:p>
+            <w:r/>
+          </w:p>
         </w:tc>
         <w:tc>
           <w:tcPr>
             <w:tcW w:type="dxa" w:w="1293"/>
+            <w:vMerge w:val="restart"/>
           </w:tcPr>
           <w:p>
             <w:r>
               <w:t>сотрудник внутреннего клининга</w:t>
             </w:r>
           </w:p>
+          <w:p>
+            <w:r/>
+          </w:p>
         </w:tc>
         <w:tc>
           <w:tcPr>
             <w:tcW w:type="dxa" w:w="2298"/>
+            <w:vMerge w:val="restart"/>
           </w:tcPr>
           <w:p>
             <w:r>
               <w:t>визуальный контроль/сотрудник отдела качества</w:t>
             </w:r>
+          </w:p>
+          <w:p>
+            <w:r/>
           </w:p>
         </w:tc>
       </w:tr>
@@ -4537,12 +4635,9 @@
         <w:tc>
           <w:tcPr>
             <w:tcW w:type="dxa" w:w="1053"/>
-          </w:tcPr>
-          <w:p>
-            <w:r>
-              <w:t>дозаторы для мыла и антисептика, корзины/диспенсеры для СИЗ, модульный санпропускник</w:t>
-            </w:r>
-          </w:p>
+            <w:vMerge/>
+          </w:tcPr>
+          <w:p/>
         </w:tc>
         <w:tc>
           <w:tcPr>
@@ -4616,53 +4711,45 @@
         <w:tc>
           <w:tcPr>
             <w:tcW w:type="dxa" w:w="1076"/>
-          </w:tcPr>
-          <w:p>
-            <w:r>
-              <w:t>промаркированный</w:t>
-            </w:r>
-          </w:p>
+            <w:vMerge/>
+          </w:tcPr>
+          <w:p/>
         </w:tc>
         <w:tc>
           <w:tcPr>
             <w:tcW w:type="dxa" w:w="1481"/>
-          </w:tcPr>
-          <w:p>
-            <w:r>
-              <w:t>при замене продукта</w:t>
-            </w:r>
-          </w:p>
+            <w:vMerge/>
+          </w:tcPr>
+          <w:p/>
         </w:tc>
         <w:tc>
           <w:tcPr>
             <w:tcW w:type="dxa" w:w="1293"/>
-          </w:tcPr>
-          <w:p>
-            <w:r>
-              <w:t>сотрудник внутреннего клининга</w:t>
-            </w:r>
-          </w:p>
+            <w:vMerge/>
+          </w:tcPr>
+          <w:p/>
         </w:tc>
         <w:tc>
           <w:tcPr>
             <w:tcW w:type="dxa" w:w="2298"/>
-          </w:tcPr>
-          <w:p>
-            <w:r>
-              <w:t>визуальный контроль/сотрудник отдела качества</w:t>
-            </w:r>
-          </w:p>
+            <w:vMerge/>
+          </w:tcPr>
+          <w:p/>
         </w:tc>
       </w:tr>
       <w:tr>
         <w:tc>
           <w:tcPr>
             <w:tcW w:type="dxa" w:w="1053"/>
+            <w:vMerge w:val="restart"/>
           </w:tcPr>
           <w:p>
             <w:r>
               <w:t>зеркала</w:t>
             </w:r>
+          </w:p>
+          <w:p>
+            <w:r/>
           </w:p>
         </w:tc>
         <w:tc>
@@ -4733,41 +4820,57 @@
         <w:tc>
           <w:tcPr>
             <w:tcW w:type="dxa" w:w="1076"/>
+            <w:vMerge w:val="restart"/>
           </w:tcPr>
           <w:p>
             <w:r>
               <w:t>промаркированный</w:t>
             </w:r>
           </w:p>
+          <w:p>
+            <w:r/>
+          </w:p>
         </w:tc>
         <w:tc>
           <w:tcPr>
             <w:tcW w:type="dxa" w:w="1481"/>
+            <w:vMerge w:val="restart"/>
           </w:tcPr>
           <w:p>
             <w:r>
               <w:t>1 раз в неделю</w:t>
             </w:r>
           </w:p>
+          <w:p>
+            <w:r/>
+          </w:p>
         </w:tc>
         <w:tc>
           <w:tcPr>
             <w:tcW w:type="dxa" w:w="1293"/>
+            <w:vMerge w:val="restart"/>
           </w:tcPr>
           <w:p>
             <w:r>
               <w:t>сотрудник внутреннего клининга</w:t>
             </w:r>
           </w:p>
+          <w:p>
+            <w:r/>
+          </w:p>
         </w:tc>
         <w:tc>
           <w:tcPr>
             <w:tcW w:type="dxa" w:w="2298"/>
+            <w:vMerge w:val="restart"/>
           </w:tcPr>
           <w:p>
             <w:r>
               <w:t>визуальный контроль/сотрудник отдела качества</w:t>
             </w:r>
+          </w:p>
+          <w:p>
+            <w:r/>
           </w:p>
         </w:tc>
       </w:tr>
@@ -4775,12 +4878,9 @@
         <w:tc>
           <w:tcPr>
             <w:tcW w:type="dxa" w:w="1053"/>
-          </w:tcPr>
-          <w:p>
-            <w:r>
-              <w:t>зеркала</w:t>
-            </w:r>
-          </w:p>
+            <w:vMerge/>
+          </w:tcPr>
+          <w:p/>
         </w:tc>
         <w:tc>
           <w:tcPr>
@@ -4854,53 +4954,45 @@
         <w:tc>
           <w:tcPr>
             <w:tcW w:type="dxa" w:w="1076"/>
-          </w:tcPr>
-          <w:p>
-            <w:r>
-              <w:t>промаркированный</w:t>
-            </w:r>
-          </w:p>
+            <w:vMerge/>
+          </w:tcPr>
+          <w:p/>
         </w:tc>
         <w:tc>
           <w:tcPr>
             <w:tcW w:type="dxa" w:w="1481"/>
-          </w:tcPr>
-          <w:p>
-            <w:r>
-              <w:t>1 раз в неделю</w:t>
-            </w:r>
-          </w:p>
+            <w:vMerge/>
+          </w:tcPr>
+          <w:p/>
         </w:tc>
         <w:tc>
           <w:tcPr>
             <w:tcW w:type="dxa" w:w="1293"/>
-          </w:tcPr>
-          <w:p>
-            <w:r>
-              <w:t>сотрудник внутреннего клининга</w:t>
-            </w:r>
-          </w:p>
+            <w:vMerge/>
+          </w:tcPr>
+          <w:p/>
         </w:tc>
         <w:tc>
           <w:tcPr>
             <w:tcW w:type="dxa" w:w="2298"/>
-          </w:tcPr>
-          <w:p>
-            <w:r>
-              <w:t>визуальный контроль/сотрудник отдела качества</w:t>
-            </w:r>
-          </w:p>
+            <w:vMerge/>
+          </w:tcPr>
+          <w:p/>
         </w:tc>
       </w:tr>
       <w:tr>
         <w:tc>
           <w:tcPr>
             <w:tcW w:type="dxa" w:w="1053"/>
+            <w:vMerge w:val="restart"/>
           </w:tcPr>
           <w:p>
             <w:r>
               <w:t>flow pack, автоматические клипсаторы, бисквиторезки, блендеры, вакуумные роторные шприцы, вакуумные упаковщики, варочные котлы, вафельницы, весы напольные, весы настольные, водяные бани, грили, депозитор волюметрический, дозатор для геля (пульверизатор), дробилки, запайщики, измельчители, картофелечистки, машина для резки кондитерских изделий, металлодетектор, миксеры планетарные, минифилы (дозаторы крема), овощерезки, овощечистки, отсадочные машины, пароконвектоматы, печи подовые, печи ротационные, плиты газовые, плиты индукционные, плиты электрические, пневматические распылители, прессы для теста, принтер для этикеток, производственные столы деревянные, производственные столы из нержавеющий стали, просеиватели для муки, просеиватели для сахара, протирочные машины, распылители для желе и сиропов, расстоечные шкафы, рентгеновские системы контроля, сковороды, слайсеры, солодоварки, тарталетницы, термоусадочные туннели, термощупы, тестоделители, тестомесы, тестоокруглители, тестораскатки, ультразвуковые нарезки, ферментаторы, фритюры, шприц-дозатор начинки, этикетировщики</w:t>
             </w:r>
+          </w:p>
+          <w:p>
+            <w:r/>
           </w:p>
         </w:tc>
         <w:tc>
@@ -4973,41 +5065,57 @@
         <w:tc>
           <w:tcPr>
             <w:tcW w:type="dxa" w:w="1076"/>
+            <w:vMerge w:val="restart"/>
           </w:tcPr>
           <w:p>
             <w:r>
               <w:t>промаркированный</w:t>
             </w:r>
           </w:p>
+          <w:p>
+            <w:r/>
+          </w:p>
         </w:tc>
         <w:tc>
           <w:tcPr>
             <w:tcW w:type="dxa" w:w="1481"/>
+            <w:vMerge w:val="restart"/>
           </w:tcPr>
           <w:p>
             <w:r>
               <w:t>1 раз в смену</w:t>
             </w:r>
           </w:p>
+          <w:p>
+            <w:r/>
+          </w:p>
         </w:tc>
         <w:tc>
           <w:tcPr>
             <w:tcW w:type="dxa" w:w="1293"/>
+            <w:vMerge w:val="restart"/>
           </w:tcPr>
           <w:p>
             <w:r>
               <w:t>сотрудник производства</w:t>
             </w:r>
           </w:p>
+          <w:p>
+            <w:r/>
+          </w:p>
         </w:tc>
         <w:tc>
           <w:tcPr>
             <w:tcW w:type="dxa" w:w="2298"/>
+            <w:vMerge w:val="restart"/>
           </w:tcPr>
           <w:p>
             <w:r>
               <w:t>визуальный контроль, химический контроль, микробиологический контроль /сотрудник отдела качества</w:t>
             </w:r>
+          </w:p>
+          <w:p>
+            <w:r/>
           </w:p>
         </w:tc>
       </w:tr>
@@ -5015,12 +5123,9 @@
         <w:tc>
           <w:tcPr>
             <w:tcW w:type="dxa" w:w="1053"/>
-          </w:tcPr>
-          <w:p>
-            <w:r>
-              <w:t>flow pack, автоматические клипсаторы, бисквиторезки, блендеры, вакуумные роторные шприцы, вакуумные упаковщики, варочные котлы, вафельницы, весы напольные, весы настольные, водяные бани, грили, депозитор волюметрический, дозатор для геля (пульверизатор), дробилки, запайщики, измельчители, картофелечистки, машина для резки кондитерских изделий, металлодетектор, миксеры планетарные, минифилы (дозаторы крема), овощерезки, овощечистки, отсадочные машины, пароконвектоматы, печи подовые, печи ротационные, плиты газовые, плиты индукционные, плиты электрические, пневматические распылители, прессы для теста, принтер для этикеток, производственные столы деревянные, производственные столы из нержавеющий стали, просеиватели для муки, просеиватели для сахара, протирочные машины, распылители для желе и сиропов, расстоечные шкафы, рентгеновские системы контроля, сковороды, слайсеры, солодоварки, тарталетницы, термоусадочные туннели, термощупы, тестоделители, тестомесы, тестоокруглители, тестораскатки, ультразвуковые нарезки, ферментаторы, фритюры, шприц-дозатор начинки, этикетировщики</w:t>
-            </w:r>
-          </w:p>
+            <w:vMerge/>
+          </w:tcPr>
+          <w:p/>
         </w:tc>
         <w:tc>
           <w:tcPr>
@@ -5094,53 +5199,45 @@
         <w:tc>
           <w:tcPr>
             <w:tcW w:type="dxa" w:w="1076"/>
-          </w:tcPr>
-          <w:p>
-            <w:r>
-              <w:t>промаркированный</w:t>
-            </w:r>
-          </w:p>
+            <w:vMerge/>
+          </w:tcPr>
+          <w:p/>
         </w:tc>
         <w:tc>
           <w:tcPr>
             <w:tcW w:type="dxa" w:w="1481"/>
-          </w:tcPr>
-          <w:p>
-            <w:r>
-              <w:t>1 раз в смену</w:t>
-            </w:r>
-          </w:p>
+            <w:vMerge/>
+          </w:tcPr>
+          <w:p/>
         </w:tc>
         <w:tc>
           <w:tcPr>
             <w:tcW w:type="dxa" w:w="1293"/>
-          </w:tcPr>
-          <w:p>
-            <w:r>
-              <w:t>сотрудник производства</w:t>
-            </w:r>
-          </w:p>
+            <w:vMerge/>
+          </w:tcPr>
+          <w:p/>
         </w:tc>
         <w:tc>
           <w:tcPr>
             <w:tcW w:type="dxa" w:w="2298"/>
-          </w:tcPr>
-          <w:p>
-            <w:r>
-              <w:t>визуальный контроль, химический контроль, микробиологический контроль /сотрудник отдела качества</w:t>
-            </w:r>
-          </w:p>
+            <w:vMerge/>
+          </w:tcPr>
+          <w:p/>
         </w:tc>
       </w:tr>
       <w:tr>
         <w:tc>
           <w:tcPr>
             <w:tcW w:type="dxa" w:w="1053"/>
+            <w:vMerge w:val="restart"/>
           </w:tcPr>
           <w:p>
             <w:r>
               <w:t>вешала, внутрицеховая тара (вёдра, ящики), гастроёмкости, дежи, доски, изотермические контейнеры (bigbox), инвентарь, корзины для расстойки теста, крючки, мусаты, отсадочные мешки, посуда</w:t>
             </w:r>
+          </w:p>
+          <w:p>
+            <w:r/>
           </w:p>
         </w:tc>
         <w:tc>
@@ -5213,41 +5310,57 @@
         <w:tc>
           <w:tcPr>
             <w:tcW w:type="dxa" w:w="1076"/>
+            <w:vMerge w:val="restart"/>
           </w:tcPr>
           <w:p>
             <w:r>
               <w:t>промаркированный</w:t>
             </w:r>
           </w:p>
+          <w:p>
+            <w:r/>
+          </w:p>
         </w:tc>
         <w:tc>
           <w:tcPr>
             <w:tcW w:type="dxa" w:w="1481"/>
+            <w:vMerge w:val="restart"/>
           </w:tcPr>
           <w:p>
             <w:r>
               <w:t>после каждого использования</w:t>
             </w:r>
           </w:p>
+          <w:p>
+            <w:r/>
+          </w:p>
         </w:tc>
         <w:tc>
           <w:tcPr>
             <w:tcW w:type="dxa" w:w="1293"/>
+            <w:vMerge w:val="restart"/>
           </w:tcPr>
           <w:p>
             <w:r>
               <w:t>сотрудник внутреннего клининга</w:t>
             </w:r>
           </w:p>
+          <w:p>
+            <w:r/>
+          </w:p>
         </w:tc>
         <w:tc>
           <w:tcPr>
             <w:tcW w:type="dxa" w:w="2298"/>
+            <w:vMerge w:val="restart"/>
           </w:tcPr>
           <w:p>
             <w:r>
               <w:t>визуальный контроль, химический контроль, микробиологический контроль /сотрудник отдела качества</w:t>
             </w:r>
+          </w:p>
+          <w:p>
+            <w:r/>
           </w:p>
         </w:tc>
       </w:tr>
@@ -5255,12 +5368,9 @@
         <w:tc>
           <w:tcPr>
             <w:tcW w:type="dxa" w:w="1053"/>
-          </w:tcPr>
-          <w:p>
-            <w:r>
-              <w:t>вешала, внутрицеховая тара (вёдра, ящики), гастроёмкости, дежи, доски, изотермические контейнеры (bigbox), инвентарь, корзины для расстойки теста, крючки, мусаты, отсадочные мешки, посуда</w:t>
-            </w:r>
-          </w:p>
+            <w:vMerge/>
+          </w:tcPr>
+          <w:p/>
         </w:tc>
         <w:tc>
           <w:tcPr>
@@ -5334,53 +5444,45 @@
         <w:tc>
           <w:tcPr>
             <w:tcW w:type="dxa" w:w="1076"/>
-          </w:tcPr>
-          <w:p>
-            <w:r>
-              <w:t>промаркированный</w:t>
-            </w:r>
-          </w:p>
+            <w:vMerge/>
+          </w:tcPr>
+          <w:p/>
         </w:tc>
         <w:tc>
           <w:tcPr>
             <w:tcW w:type="dxa" w:w="1481"/>
-          </w:tcPr>
-          <w:p>
-            <w:r>
-              <w:t>после каждого использования</w:t>
-            </w:r>
-          </w:p>
+            <w:vMerge/>
+          </w:tcPr>
+          <w:p/>
         </w:tc>
         <w:tc>
           <w:tcPr>
             <w:tcW w:type="dxa" w:w="1293"/>
-          </w:tcPr>
-          <w:p>
-            <w:r>
-              <w:t>сотрудник внутреннего клининга</w:t>
-            </w:r>
-          </w:p>
+            <w:vMerge/>
+          </w:tcPr>
+          <w:p/>
         </w:tc>
         <w:tc>
           <w:tcPr>
             <w:tcW w:type="dxa" w:w="2298"/>
-          </w:tcPr>
-          <w:p>
-            <w:r>
-              <w:t>визуальный контроль, химический контроль, микробиологический контроль /сотрудник отдела качества</w:t>
-            </w:r>
-          </w:p>
+            <w:vMerge/>
+          </w:tcPr>
+          <w:p/>
         </w:tc>
       </w:tr>
       <w:tr>
         <w:tc>
           <w:tcPr>
             <w:tcW w:type="dxa" w:w="1053"/>
+            <w:vMerge w:val="restart"/>
           </w:tcPr>
           <w:p>
             <w:r>
               <w:t>листы для выпечки алюминиевые, листы для выпечки из нержавеющей стали, листы от шпилек</w:t>
             </w:r>
+          </w:p>
+          <w:p>
+            <w:r/>
           </w:p>
         </w:tc>
         <w:tc>
@@ -5453,41 +5555,57 @@
         <w:tc>
           <w:tcPr>
             <w:tcW w:type="dxa" w:w="1076"/>
+            <w:vMerge w:val="restart"/>
           </w:tcPr>
           <w:p>
             <w:r>
               <w:t>промаркированный</w:t>
             </w:r>
           </w:p>
+          <w:p>
+            <w:r/>
+          </w:p>
         </w:tc>
         <w:tc>
           <w:tcPr>
             <w:tcW w:type="dxa" w:w="1481"/>
+            <w:vMerge w:val="restart"/>
           </w:tcPr>
           <w:p>
             <w:r>
               <w:t>1 раз в неделю, по мере загрязнения</w:t>
             </w:r>
           </w:p>
+          <w:p>
+            <w:r/>
+          </w:p>
         </w:tc>
         <w:tc>
           <w:tcPr>
             <w:tcW w:type="dxa" w:w="1293"/>
+            <w:vMerge w:val="restart"/>
           </w:tcPr>
           <w:p>
             <w:r>
               <w:t>сотрудник внутреннего клининга</w:t>
             </w:r>
           </w:p>
+          <w:p>
+            <w:r/>
+          </w:p>
         </w:tc>
         <w:tc>
           <w:tcPr>
             <w:tcW w:type="dxa" w:w="2298"/>
+            <w:vMerge w:val="restart"/>
           </w:tcPr>
           <w:p>
             <w:r>
               <w:t>визуальный контроль/сотрудник отдела качества</w:t>
             </w:r>
+          </w:p>
+          <w:p>
+            <w:r/>
           </w:p>
         </w:tc>
       </w:tr>
@@ -5495,12 +5613,9 @@
         <w:tc>
           <w:tcPr>
             <w:tcW w:type="dxa" w:w="1053"/>
-          </w:tcPr>
-          <w:p>
-            <w:r>
-              <w:t>листы для выпечки алюминиевые, листы для выпечки из нержавеющей стали, листы от шпилек</w:t>
-            </w:r>
-          </w:p>
+            <w:vMerge/>
+          </w:tcPr>
+          <w:p/>
         </w:tc>
         <w:tc>
           <w:tcPr>
@@ -5574,53 +5689,45 @@
         <w:tc>
           <w:tcPr>
             <w:tcW w:type="dxa" w:w="1076"/>
-          </w:tcPr>
-          <w:p>
-            <w:r>
-              <w:t>промаркированный</w:t>
-            </w:r>
-          </w:p>
+            <w:vMerge/>
+          </w:tcPr>
+          <w:p/>
         </w:tc>
         <w:tc>
           <w:tcPr>
             <w:tcW w:type="dxa" w:w="1481"/>
-          </w:tcPr>
-          <w:p>
-            <w:r>
-              <w:t>1 раз в неделю, по мере загрязнения</w:t>
-            </w:r>
-          </w:p>
+            <w:vMerge/>
+          </w:tcPr>
+          <w:p/>
         </w:tc>
         <w:tc>
           <w:tcPr>
             <w:tcW w:type="dxa" w:w="1293"/>
-          </w:tcPr>
-          <w:p>
-            <w:r>
-              <w:t>сотрудник внутреннего клининга</w:t>
-            </w:r>
-          </w:p>
+            <w:vMerge/>
+          </w:tcPr>
+          <w:p/>
         </w:tc>
         <w:tc>
           <w:tcPr>
             <w:tcW w:type="dxa" w:w="2298"/>
-          </w:tcPr>
-          <w:p>
-            <w:r>
-              <w:t>визуальный контроль/сотрудник отдела качества</w:t>
-            </w:r>
-          </w:p>
+            <w:vMerge/>
+          </w:tcPr>
+          <w:p/>
         </w:tc>
       </w:tr>
       <w:tr>
         <w:tc>
           <w:tcPr>
             <w:tcW w:type="dxa" w:w="1053"/>
+            <w:vMerge w:val="restart"/>
           </w:tcPr>
           <w:p>
             <w:r>
               <w:t>ножи разделочные, секачи</w:t>
             </w:r>
+          </w:p>
+          <w:p>
+            <w:r/>
           </w:p>
         </w:tc>
         <w:tc>
@@ -5695,41 +5802,57 @@
         <w:tc>
           <w:tcPr>
             <w:tcW w:type="dxa" w:w="1076"/>
+            <w:vMerge w:val="restart"/>
           </w:tcPr>
           <w:p>
             <w:r>
               <w:t>промаркированный</w:t>
             </w:r>
           </w:p>
+          <w:p>
+            <w:r/>
+          </w:p>
         </w:tc>
         <w:tc>
           <w:tcPr>
             <w:tcW w:type="dxa" w:w="1481"/>
+            <w:vMerge w:val="restart"/>
           </w:tcPr>
           <w:p>
             <w:r>
               <w:t>после каждого использования</w:t>
             </w:r>
           </w:p>
+          <w:p>
+            <w:r/>
+          </w:p>
         </w:tc>
         <w:tc>
           <w:tcPr>
             <w:tcW w:type="dxa" w:w="1293"/>
+            <w:vMerge w:val="restart"/>
           </w:tcPr>
           <w:p>
             <w:r>
               <w:t>сотрудник внутреннего клининга</w:t>
             </w:r>
           </w:p>
+          <w:p>
+            <w:r/>
+          </w:p>
         </w:tc>
         <w:tc>
           <w:tcPr>
             <w:tcW w:type="dxa" w:w="2298"/>
+            <w:vMerge w:val="restart"/>
           </w:tcPr>
           <w:p>
             <w:r>
               <w:t>визуальный контроль, химический контроль, микробиологический контроль /сотрудник отдела качества</w:t>
             </w:r>
+          </w:p>
+          <w:p>
+            <w:r/>
           </w:p>
         </w:tc>
       </w:tr>
@@ -5737,12 +5860,9 @@
         <w:tc>
           <w:tcPr>
             <w:tcW w:type="dxa" w:w="1053"/>
-          </w:tcPr>
-          <w:p>
-            <w:r>
-              <w:t>ножи разделочные, секачи</w:t>
-            </w:r>
-          </w:p>
+            <w:vMerge/>
+          </w:tcPr>
+          <w:p/>
         </w:tc>
         <w:tc>
           <w:tcPr>
@@ -5816,53 +5936,45 @@
         <w:tc>
           <w:tcPr>
             <w:tcW w:type="dxa" w:w="1076"/>
-          </w:tcPr>
-          <w:p>
-            <w:r>
-              <w:t>промаркированный</w:t>
-            </w:r>
-          </w:p>
+            <w:vMerge/>
+          </w:tcPr>
+          <w:p/>
         </w:tc>
         <w:tc>
           <w:tcPr>
             <w:tcW w:type="dxa" w:w="1481"/>
-          </w:tcPr>
-          <w:p>
-            <w:r>
-              <w:t>после каждого использования</w:t>
-            </w:r>
-          </w:p>
+            <w:vMerge/>
+          </w:tcPr>
+          <w:p/>
         </w:tc>
         <w:tc>
           <w:tcPr>
             <w:tcW w:type="dxa" w:w="1293"/>
-          </w:tcPr>
-          <w:p>
-            <w:r>
-              <w:t>сотрудник внутреннего клининга</w:t>
-            </w:r>
-          </w:p>
+            <w:vMerge/>
+          </w:tcPr>
+          <w:p/>
         </w:tc>
         <w:tc>
           <w:tcPr>
             <w:tcW w:type="dxa" w:w="2298"/>
-          </w:tcPr>
-          <w:p>
-            <w:r>
-              <w:t>визуальный контроль, химический контроль, микробиологический контроль /сотрудник отдела качества</w:t>
-            </w:r>
-          </w:p>
+            <w:vMerge/>
+          </w:tcPr>
+          <w:p/>
         </w:tc>
       </w:tr>
       <w:tr>
         <w:tc>
           <w:tcPr>
             <w:tcW w:type="dxa" w:w="1053"/>
+            <w:vMerge w:val="restart"/>
           </w:tcPr>
           <w:p>
             <w:r>
               <w:t>оборотная тара, передвижные ёмкости, расстоечные термочехлы</w:t>
             </w:r>
+          </w:p>
+          <w:p>
+            <w:r/>
           </w:p>
         </w:tc>
         <w:tc>
@@ -5935,41 +6047,57 @@
         <w:tc>
           <w:tcPr>
             <w:tcW w:type="dxa" w:w="1076"/>
+            <w:vMerge w:val="restart"/>
           </w:tcPr>
           <w:p>
             <w:r>
               <w:t>промаркированный</w:t>
             </w:r>
           </w:p>
+          <w:p>
+            <w:r/>
+          </w:p>
         </w:tc>
         <w:tc>
           <w:tcPr>
             <w:tcW w:type="dxa" w:w="1481"/>
+            <w:vMerge w:val="restart"/>
           </w:tcPr>
           <w:p>
             <w:r>
               <w:t>1 раз в смены</w:t>
             </w:r>
           </w:p>
+          <w:p>
+            <w:r/>
+          </w:p>
         </w:tc>
         <w:tc>
           <w:tcPr>
             <w:tcW w:type="dxa" w:w="1293"/>
+            <w:vMerge w:val="restart"/>
           </w:tcPr>
           <w:p>
             <w:r>
               <w:t>сотрудник внутреннего клининга</w:t>
             </w:r>
           </w:p>
+          <w:p>
+            <w:r/>
+          </w:p>
         </w:tc>
         <w:tc>
           <w:tcPr>
             <w:tcW w:type="dxa" w:w="2298"/>
+            <w:vMerge w:val="restart"/>
           </w:tcPr>
           <w:p>
             <w:r>
               <w:t>визуальный контроль, химический контроль, микробиологический контроль /сотрудник отдела качества</w:t>
             </w:r>
+          </w:p>
+          <w:p>
+            <w:r/>
           </w:p>
         </w:tc>
       </w:tr>
@@ -5977,12 +6105,9 @@
         <w:tc>
           <w:tcPr>
             <w:tcW w:type="dxa" w:w="1053"/>
-          </w:tcPr>
-          <w:p>
-            <w:r>
-              <w:t>оборотная тара, передвижные ёмкости, расстоечные термочехлы</w:t>
-            </w:r>
-          </w:p>
+            <w:vMerge/>
+          </w:tcPr>
+          <w:p/>
         </w:tc>
         <w:tc>
           <w:tcPr>
@@ -6056,53 +6181,45 @@
         <w:tc>
           <w:tcPr>
             <w:tcW w:type="dxa" w:w="1076"/>
-          </w:tcPr>
-          <w:p>
-            <w:r>
-              <w:t>промаркированный</w:t>
-            </w:r>
-          </w:p>
+            <w:vMerge/>
+          </w:tcPr>
+          <w:p/>
         </w:tc>
         <w:tc>
           <w:tcPr>
             <w:tcW w:type="dxa" w:w="1481"/>
-          </w:tcPr>
-          <w:p>
-            <w:r>
-              <w:t>1 раз в смены</w:t>
-            </w:r>
-          </w:p>
+            <w:vMerge/>
+          </w:tcPr>
+          <w:p/>
         </w:tc>
         <w:tc>
           <w:tcPr>
             <w:tcW w:type="dxa" w:w="1293"/>
-          </w:tcPr>
-          <w:p>
-            <w:r>
-              <w:t>сотрудник внутреннего клининга</w:t>
-            </w:r>
-          </w:p>
+            <w:vMerge/>
+          </w:tcPr>
+          <w:p/>
         </w:tc>
         <w:tc>
           <w:tcPr>
             <w:tcW w:type="dxa" w:w="2298"/>
-          </w:tcPr>
-          <w:p>
-            <w:r>
-              <w:t>визуальный контроль, химический контроль, микробиологический контроль /сотрудник отдела качества</w:t>
-            </w:r>
-          </w:p>
+            <w:vMerge/>
+          </w:tcPr>
+          <w:p/>
         </w:tc>
       </w:tr>
       <w:tr>
         <w:tc>
           <w:tcPr>
             <w:tcW w:type="dxa" w:w="1053"/>
+            <w:vMerge w:val="restart"/>
           </w:tcPr>
           <w:p>
             <w:r>
               <w:t>силапеновые коврики, съёмные детали оборудования алюминиевые, съёмные детали оборудования из нержавеющей стали, формы для выпечки алюминиевые, формы для выпечки из нержавеющей стали, формы для выпечки силиконовые, шампуры</w:t>
             </w:r>
+          </w:p>
+          <w:p>
+            <w:r/>
           </w:p>
         </w:tc>
         <w:tc>
@@ -6175,41 +6292,57 @@
         <w:tc>
           <w:tcPr>
             <w:tcW w:type="dxa" w:w="1076"/>
+            <w:vMerge w:val="restart"/>
           </w:tcPr>
           <w:p>
             <w:r>
               <w:t>промаркированный</w:t>
             </w:r>
           </w:p>
+          <w:p>
+            <w:r/>
+          </w:p>
         </w:tc>
         <w:tc>
           <w:tcPr>
             <w:tcW w:type="dxa" w:w="1481"/>
+            <w:vMerge w:val="restart"/>
           </w:tcPr>
           <w:p>
             <w:r>
               <w:t>после каждого использования</w:t>
             </w:r>
           </w:p>
+          <w:p>
+            <w:r/>
+          </w:p>
         </w:tc>
         <w:tc>
           <w:tcPr>
             <w:tcW w:type="dxa" w:w="1293"/>
+            <w:vMerge w:val="restart"/>
           </w:tcPr>
           <w:p>
             <w:r>
               <w:t>сотрудник внутреннего клининга</w:t>
             </w:r>
           </w:p>
+          <w:p>
+            <w:r/>
+          </w:p>
         </w:tc>
         <w:tc>
           <w:tcPr>
             <w:tcW w:type="dxa" w:w="2298"/>
+            <w:vMerge w:val="restart"/>
           </w:tcPr>
           <w:p>
             <w:r>
               <w:t>визуальный контроль, химический контроль, микробиологический контроль /сотрудник отдела качества</w:t>
             </w:r>
+          </w:p>
+          <w:p>
+            <w:r/>
           </w:p>
         </w:tc>
       </w:tr>
@@ -6217,12 +6350,9 @@
         <w:tc>
           <w:tcPr>
             <w:tcW w:type="dxa" w:w="1053"/>
-          </w:tcPr>
-          <w:p>
-            <w:r>
-              <w:t>силапеновые коврики, съёмные детали оборудования алюминиевые, съёмные детали оборудования из нержавеющей стали, формы для выпечки алюминиевые, формы для выпечки из нержавеющей стали, формы для выпечки силиконовые, шампуры</w:t>
-            </w:r>
-          </w:p>
+            <w:vMerge/>
+          </w:tcPr>
+          <w:p/>
         </w:tc>
         <w:tc>
           <w:tcPr>
@@ -6296,53 +6426,45 @@
         <w:tc>
           <w:tcPr>
             <w:tcW w:type="dxa" w:w="1076"/>
-          </w:tcPr>
-          <w:p>
-            <w:r>
-              <w:t>промаркированный</w:t>
-            </w:r>
-          </w:p>
+            <w:vMerge/>
+          </w:tcPr>
+          <w:p/>
         </w:tc>
         <w:tc>
           <w:tcPr>
             <w:tcW w:type="dxa" w:w="1481"/>
-          </w:tcPr>
-          <w:p>
-            <w:r>
-              <w:t>после каждого использования</w:t>
-            </w:r>
-          </w:p>
+            <w:vMerge/>
+          </w:tcPr>
+          <w:p/>
         </w:tc>
         <w:tc>
           <w:tcPr>
             <w:tcW w:type="dxa" w:w="1293"/>
-          </w:tcPr>
-          <w:p>
-            <w:r>
-              <w:t>сотрудник внутреннего клининга</w:t>
-            </w:r>
-          </w:p>
+            <w:vMerge/>
+          </w:tcPr>
+          <w:p/>
         </w:tc>
         <w:tc>
           <w:tcPr>
             <w:tcW w:type="dxa" w:w="2298"/>
-          </w:tcPr>
-          <w:p>
-            <w:r>
-              <w:t>визуальный контроль, химический контроль, микробиологический контроль /сотрудник отдела качества</w:t>
-            </w:r>
-          </w:p>
+            <w:vMerge/>
+          </w:tcPr>
+          <w:p/>
         </w:tc>
       </w:tr>
       <w:tr>
         <w:tc>
           <w:tcPr>
             <w:tcW w:type="dxa" w:w="1053"/>
+            <w:vMerge w:val="restart"/>
           </w:tcPr>
           <w:p>
             <w:r>
               <w:t>камеры морозильные, камеры холодильные, камеры шоковой заморозки, ледогенератор, морозильный ларь</w:t>
             </w:r>
+          </w:p>
+          <w:p>
+            <w:r/>
           </w:p>
         </w:tc>
         <w:tc>
@@ -6415,41 +6537,57 @@
         <w:tc>
           <w:tcPr>
             <w:tcW w:type="dxa" w:w="1076"/>
+            <w:vMerge w:val="restart"/>
           </w:tcPr>
           <w:p>
             <w:r>
               <w:t>промаркированный</w:t>
             </w:r>
           </w:p>
+          <w:p>
+            <w:r/>
+          </w:p>
         </w:tc>
         <w:tc>
           <w:tcPr>
             <w:tcW w:type="dxa" w:w="1481"/>
+            <w:vMerge w:val="restart"/>
           </w:tcPr>
           <w:p>
             <w:r>
               <w:t>1 раз в 3 месяца</w:t>
             </w:r>
           </w:p>
+          <w:p>
+            <w:r/>
+          </w:p>
         </w:tc>
         <w:tc>
           <w:tcPr>
             <w:tcW w:type="dxa" w:w="1293"/>
+            <w:vMerge w:val="restart"/>
           </w:tcPr>
           <w:p>
             <w:r>
               <w:t>сотрудник внутреннего клининга</w:t>
             </w:r>
           </w:p>
+          <w:p>
+            <w:r/>
+          </w:p>
         </w:tc>
         <w:tc>
           <w:tcPr>
             <w:tcW w:type="dxa" w:w="2298"/>
+            <w:vMerge w:val="restart"/>
           </w:tcPr>
           <w:p>
             <w:r>
               <w:t>визуальный контроль/сотрудник отдела качества</w:t>
             </w:r>
+          </w:p>
+          <w:p>
+            <w:r/>
           </w:p>
         </w:tc>
       </w:tr>
@@ -6457,12 +6595,9 @@
         <w:tc>
           <w:tcPr>
             <w:tcW w:type="dxa" w:w="1053"/>
-          </w:tcPr>
-          <w:p>
-            <w:r>
-              <w:t>камеры морозильные, камеры холодильные, камеры шоковой заморозки, ледогенератор, морозильный ларь</w:t>
-            </w:r>
-          </w:p>
+            <w:vMerge/>
+          </w:tcPr>
+          <w:p/>
         </w:tc>
         <w:tc>
           <w:tcPr>
@@ -6536,53 +6671,45 @@
         <w:tc>
           <w:tcPr>
             <w:tcW w:type="dxa" w:w="1076"/>
-          </w:tcPr>
-          <w:p>
-            <w:r>
-              <w:t>промаркированный</w:t>
-            </w:r>
-          </w:p>
+            <w:vMerge/>
+          </w:tcPr>
+          <w:p/>
         </w:tc>
         <w:tc>
           <w:tcPr>
             <w:tcW w:type="dxa" w:w="1481"/>
-          </w:tcPr>
-          <w:p>
-            <w:r>
-              <w:t>1 раз в 3 месяца</w:t>
-            </w:r>
-          </w:p>
+            <w:vMerge/>
+          </w:tcPr>
+          <w:p/>
         </w:tc>
         <w:tc>
           <w:tcPr>
             <w:tcW w:type="dxa" w:w="1293"/>
-          </w:tcPr>
-          <w:p>
-            <w:r>
-              <w:t>сотрудник внутреннего клининга</w:t>
-            </w:r>
-          </w:p>
+            <w:vMerge/>
+          </w:tcPr>
+          <w:p/>
         </w:tc>
         <w:tc>
           <w:tcPr>
             <w:tcW w:type="dxa" w:w="2298"/>
-          </w:tcPr>
-          <w:p>
-            <w:r>
-              <w:t>визуальный контроль/сотрудник отдела качества</w:t>
-            </w:r>
-          </w:p>
+            <w:vMerge/>
+          </w:tcPr>
+          <w:p/>
         </w:tc>
       </w:tr>
       <w:tr>
         <w:tc>
           <w:tcPr>
             <w:tcW w:type="dxa" w:w="1053"/>
+            <w:vMerge w:val="restart"/>
           </w:tcPr>
           <w:p>
             <w:r>
               <w:t>АВД, поломоечная машина, посудомоечная машина купольная, посудомоечная машина туннельная, пылесос, таромоечная машина, тележки уборочные</w:t>
             </w:r>
+          </w:p>
+          <w:p>
+            <w:r/>
           </w:p>
         </w:tc>
         <w:tc>
@@ -6655,41 +6782,57 @@
         <w:tc>
           <w:tcPr>
             <w:tcW w:type="dxa" w:w="1076"/>
+            <w:vMerge w:val="restart"/>
           </w:tcPr>
           <w:p>
             <w:r>
               <w:t>промаркированный</w:t>
             </w:r>
           </w:p>
+          <w:p>
+            <w:r/>
+          </w:p>
         </w:tc>
         <w:tc>
           <w:tcPr>
             <w:tcW w:type="dxa" w:w="1481"/>
+            <w:vMerge w:val="restart"/>
           </w:tcPr>
           <w:p>
             <w:r>
               <w:t>1 раз в смену</w:t>
             </w:r>
           </w:p>
+          <w:p>
+            <w:r/>
+          </w:p>
         </w:tc>
         <w:tc>
           <w:tcPr>
             <w:tcW w:type="dxa" w:w="1293"/>
+            <w:vMerge w:val="restart"/>
           </w:tcPr>
           <w:p>
             <w:r>
               <w:t>сотрудник внутреннего клининга</w:t>
             </w:r>
           </w:p>
+          <w:p>
+            <w:r/>
+          </w:p>
         </w:tc>
         <w:tc>
           <w:tcPr>
             <w:tcW w:type="dxa" w:w="2298"/>
+            <w:vMerge w:val="restart"/>
           </w:tcPr>
           <w:p>
             <w:r>
               <w:t>визуальный контроль/сотрудник отдела качества</w:t>
             </w:r>
+          </w:p>
+          <w:p>
+            <w:r/>
           </w:p>
         </w:tc>
       </w:tr>
@@ -6697,12 +6840,9 @@
         <w:tc>
           <w:tcPr>
             <w:tcW w:type="dxa" w:w="1053"/>
-          </w:tcPr>
-          <w:p>
-            <w:r>
-              <w:t>АВД, поломоечная машина, посудомоечная машина купольная, посудомоечная машина туннельная, пылесос, таромоечная машина, тележки уборочные</w:t>
-            </w:r>
-          </w:p>
+            <w:vMerge/>
+          </w:tcPr>
+          <w:p/>
         </w:tc>
         <w:tc>
           <w:tcPr>
@@ -6776,53 +6916,45 @@
         <w:tc>
           <w:tcPr>
             <w:tcW w:type="dxa" w:w="1076"/>
-          </w:tcPr>
-          <w:p>
-            <w:r>
-              <w:t>промаркированный</w:t>
-            </w:r>
-          </w:p>
+            <w:vMerge/>
+          </w:tcPr>
+          <w:p/>
         </w:tc>
         <w:tc>
           <w:tcPr>
             <w:tcW w:type="dxa" w:w="1481"/>
-          </w:tcPr>
-          <w:p>
-            <w:r>
-              <w:t>1 раз в смену</w:t>
-            </w:r>
-          </w:p>
+            <w:vMerge/>
+          </w:tcPr>
+          <w:p/>
         </w:tc>
         <w:tc>
           <w:tcPr>
             <w:tcW w:type="dxa" w:w="1293"/>
-          </w:tcPr>
-          <w:p>
-            <w:r>
-              <w:t>сотрудник внутреннего клининга</w:t>
-            </w:r>
-          </w:p>
+            <w:vMerge/>
+          </w:tcPr>
+          <w:p/>
         </w:tc>
         <w:tc>
           <w:tcPr>
             <w:tcW w:type="dxa" w:w="2298"/>
-          </w:tcPr>
-          <w:p>
-            <w:r>
-              <w:t>визуальный контроль/сотрудник отдела качества</w:t>
-            </w:r>
-          </w:p>
+            <w:vMerge/>
+          </w:tcPr>
+          <w:p/>
         </w:tc>
       </w:tr>
       <w:tr>
         <w:tc>
           <w:tcPr>
             <w:tcW w:type="dxa" w:w="1053"/>
+            <w:vMerge w:val="restart"/>
           </w:tcPr>
           <w:p>
             <w:r>
               <w:t>ведра, сгоны для воды, щётки</w:t>
             </w:r>
+          </w:p>
+          <w:p>
+            <w:r/>
           </w:p>
         </w:tc>
         <w:tc>
@@ -6895,41 +7027,57 @@
         <w:tc>
           <w:tcPr>
             <w:tcW w:type="dxa" w:w="1076"/>
+            <w:vMerge w:val="restart"/>
           </w:tcPr>
           <w:p>
             <w:r>
               <w:t>промаркированный</w:t>
             </w:r>
           </w:p>
+          <w:p>
+            <w:r/>
+          </w:p>
         </w:tc>
         <w:tc>
           <w:tcPr>
             <w:tcW w:type="dxa" w:w="1481"/>
+            <w:vMerge w:val="restart"/>
           </w:tcPr>
           <w:p>
             <w:r>
               <w:t>1 раз в смену</w:t>
             </w:r>
           </w:p>
+          <w:p>
+            <w:r/>
+          </w:p>
         </w:tc>
         <w:tc>
           <w:tcPr>
             <w:tcW w:type="dxa" w:w="1293"/>
+            <w:vMerge w:val="restart"/>
           </w:tcPr>
           <w:p>
             <w:r>
               <w:t>сотрудник внутреннего клининга</w:t>
             </w:r>
           </w:p>
+          <w:p>
+            <w:r/>
+          </w:p>
         </w:tc>
         <w:tc>
           <w:tcPr>
             <w:tcW w:type="dxa" w:w="2298"/>
+            <w:vMerge w:val="restart"/>
           </w:tcPr>
           <w:p>
             <w:r>
               <w:t>визуальный контроль/сотрудник отдела качества</w:t>
             </w:r>
+          </w:p>
+          <w:p>
+            <w:r/>
           </w:p>
         </w:tc>
       </w:tr>
@@ -6937,12 +7085,9 @@
         <w:tc>
           <w:tcPr>
             <w:tcW w:type="dxa" w:w="1053"/>
-          </w:tcPr>
-          <w:p>
-            <w:r>
-              <w:t>ведра, сгоны для воды, щётки</w:t>
-            </w:r>
-          </w:p>
+            <w:vMerge/>
+          </w:tcPr>
+          <w:p/>
         </w:tc>
         <w:tc>
           <w:tcPr>
@@ -7016,54 +7161,46 @@
         <w:tc>
           <w:tcPr>
             <w:tcW w:type="dxa" w:w="1076"/>
-          </w:tcPr>
-          <w:p>
-            <w:r>
-              <w:t>промаркированный</w:t>
-            </w:r>
-          </w:p>
+            <w:vMerge/>
+          </w:tcPr>
+          <w:p/>
         </w:tc>
         <w:tc>
           <w:tcPr>
             <w:tcW w:type="dxa" w:w="1481"/>
-          </w:tcPr>
-          <w:p>
-            <w:r>
-              <w:t>1 раз в смену</w:t>
-            </w:r>
-          </w:p>
+            <w:vMerge/>
+          </w:tcPr>
+          <w:p/>
         </w:tc>
         <w:tc>
           <w:tcPr>
             <w:tcW w:type="dxa" w:w="1293"/>
-          </w:tcPr>
-          <w:p>
-            <w:r>
-              <w:t>сотрудник внутреннего клининга</w:t>
-            </w:r>
-          </w:p>
+            <w:vMerge/>
+          </w:tcPr>
+          <w:p/>
         </w:tc>
         <w:tc>
           <w:tcPr>
             <w:tcW w:type="dxa" w:w="2298"/>
-          </w:tcPr>
-          <w:p>
-            <w:r>
-              <w:t>визуальный контроль/сотрудник отдела качества</w:t>
-            </w:r>
-          </w:p>
+            <w:vMerge/>
+          </w:tcPr>
+          <w:p/>
         </w:tc>
       </w:tr>
       <w:tr>
         <w:tc>
           <w:tcPr>
             <w:tcW w:type="dxa" w:w="1053"/>
+            <w:vMerge w:val="restart"/>
           </w:tcPr>
           <w:p>
             <w:r>
               <w:t>ветошь, мопы</w:t>
             </w:r>
           </w:p>
+          <w:p>
+            <w:r/>
+          </w:p>
         </w:tc>
         <w:tc>
           <w:tcPr>
@@ -7134,41 +7271,57 @@
         <w:tc>
           <w:tcPr>
             <w:tcW w:type="dxa" w:w="1076"/>
+            <w:vMerge w:val="restart"/>
           </w:tcPr>
           <w:p>
             <w:r>
               <w:t>промаркированный</w:t>
             </w:r>
           </w:p>
+          <w:p>
+            <w:r/>
+          </w:p>
         </w:tc>
         <w:tc>
           <w:tcPr>
             <w:tcW w:type="dxa" w:w="1481"/>
+            <w:vMerge w:val="restart"/>
           </w:tcPr>
           <w:p>
             <w:r>
               <w:t>после каждого использования</w:t>
             </w:r>
           </w:p>
+          <w:p>
+            <w:r/>
+          </w:p>
         </w:tc>
         <w:tc>
           <w:tcPr>
             <w:tcW w:type="dxa" w:w="1293"/>
+            <w:vMerge w:val="restart"/>
           </w:tcPr>
           <w:p>
             <w:r>
               <w:t>сотрудник внутреннего клининга</w:t>
             </w:r>
           </w:p>
+          <w:p>
+            <w:r/>
+          </w:p>
         </w:tc>
         <w:tc>
           <w:tcPr>
             <w:tcW w:type="dxa" w:w="2298"/>
+            <w:vMerge w:val="restart"/>
           </w:tcPr>
           <w:p>
             <w:r>
               <w:t>визуальный контроль/сотрудник отдела качества</w:t>
             </w:r>
+          </w:p>
+          <w:p>
+            <w:r/>
           </w:p>
         </w:tc>
       </w:tr>
@@ -7176,12 +7329,9 @@
         <w:tc>
           <w:tcPr>
             <w:tcW w:type="dxa" w:w="1053"/>
-          </w:tcPr>
-          <w:p>
-            <w:r>
-              <w:t>ветошь, мопы</w:t>
-            </w:r>
-          </w:p>
+            <w:vMerge/>
+          </w:tcPr>
+          <w:p/>
         </w:tc>
         <w:tc>
           <w:tcPr>
@@ -7255,53 +7405,45 @@
         <w:tc>
           <w:tcPr>
             <w:tcW w:type="dxa" w:w="1076"/>
-          </w:tcPr>
-          <w:p>
-            <w:r>
-              <w:t>промаркированный</w:t>
-            </w:r>
-          </w:p>
+            <w:vMerge/>
+          </w:tcPr>
+          <w:p/>
         </w:tc>
         <w:tc>
           <w:tcPr>
             <w:tcW w:type="dxa" w:w="1481"/>
-          </w:tcPr>
-          <w:p>
-            <w:r>
-              <w:t>после каждого использования</w:t>
-            </w:r>
-          </w:p>
+            <w:vMerge/>
+          </w:tcPr>
+          <w:p/>
         </w:tc>
         <w:tc>
           <w:tcPr>
             <w:tcW w:type="dxa" w:w="1293"/>
-          </w:tcPr>
-          <w:p>
-            <w:r>
-              <w:t>сотрудник внутреннего клининга</w:t>
-            </w:r>
-          </w:p>
+            <w:vMerge/>
+          </w:tcPr>
+          <w:p/>
         </w:tc>
         <w:tc>
           <w:tcPr>
             <w:tcW w:type="dxa" w:w="2298"/>
-          </w:tcPr>
-          <w:p>
-            <w:r>
-              <w:t>визуальный контроль/сотрудник отдела качества</w:t>
-            </w:r>
-          </w:p>
+            <w:vMerge/>
+          </w:tcPr>
+          <w:p/>
         </w:tc>
       </w:tr>
       <w:tr>
         <w:tc>
           <w:tcPr>
             <w:tcW w:type="dxa" w:w="1053"/>
+            <w:vMerge w:val="restart"/>
           </w:tcPr>
           <w:p>
             <w:r>
               <w:t>пластиковые паллеты</w:t>
             </w:r>
+          </w:p>
+          <w:p>
+            <w:r/>
           </w:p>
         </w:tc>
         <w:tc>
@@ -7374,41 +7516,57 @@
         <w:tc>
           <w:tcPr>
             <w:tcW w:type="dxa" w:w="1076"/>
+            <w:vMerge w:val="restart"/>
           </w:tcPr>
           <w:p>
             <w:r>
               <w:t>промаркированный</w:t>
             </w:r>
           </w:p>
+          <w:p>
+            <w:r/>
+          </w:p>
         </w:tc>
         <w:tc>
           <w:tcPr>
             <w:tcW w:type="dxa" w:w="1481"/>
+            <w:vMerge w:val="restart"/>
           </w:tcPr>
           <w:p>
             <w:r>
               <w:t>по мере освобождения</w:t>
             </w:r>
           </w:p>
+          <w:p>
+            <w:r/>
+          </w:p>
         </w:tc>
         <w:tc>
           <w:tcPr>
             <w:tcW w:type="dxa" w:w="1293"/>
+            <w:vMerge w:val="restart"/>
           </w:tcPr>
           <w:p>
             <w:r>
               <w:t>сотрудник внутреннего клининга</w:t>
             </w:r>
           </w:p>
+          <w:p>
+            <w:r/>
+          </w:p>
         </w:tc>
         <w:tc>
           <w:tcPr>
             <w:tcW w:type="dxa" w:w="2298"/>
+            <w:vMerge w:val="restart"/>
           </w:tcPr>
           <w:p>
             <w:r>
               <w:t>визуальный контроль/сотрудник отдела качества</w:t>
             </w:r>
+          </w:p>
+          <w:p>
+            <w:r/>
           </w:p>
         </w:tc>
       </w:tr>
@@ -7416,12 +7574,9 @@
         <w:tc>
           <w:tcPr>
             <w:tcW w:type="dxa" w:w="1053"/>
-          </w:tcPr>
-          <w:p>
-            <w:r>
-              <w:t>пластиковые паллеты</w:t>
-            </w:r>
-          </w:p>
+            <w:vMerge/>
+          </w:tcPr>
+          <w:p/>
         </w:tc>
         <w:tc>
           <w:tcPr>
@@ -7495,53 +7650,45 @@
         <w:tc>
           <w:tcPr>
             <w:tcW w:type="dxa" w:w="1076"/>
-          </w:tcPr>
-          <w:p>
-            <w:r>
-              <w:t>промаркированный</w:t>
-            </w:r>
-          </w:p>
+            <w:vMerge/>
+          </w:tcPr>
+          <w:p/>
         </w:tc>
         <w:tc>
           <w:tcPr>
             <w:tcW w:type="dxa" w:w="1481"/>
-          </w:tcPr>
-          <w:p>
-            <w:r>
-              <w:t>по мере освобождения</w:t>
-            </w:r>
-          </w:p>
+            <w:vMerge/>
+          </w:tcPr>
+          <w:p/>
         </w:tc>
         <w:tc>
           <w:tcPr>
             <w:tcW w:type="dxa" w:w="1293"/>
-          </w:tcPr>
-          <w:p>
-            <w:r>
-              <w:t>сотрудник внутреннего клининга</w:t>
-            </w:r>
-          </w:p>
+            <w:vMerge/>
+          </w:tcPr>
+          <w:p/>
         </w:tc>
         <w:tc>
           <w:tcPr>
             <w:tcW w:type="dxa" w:w="2298"/>
-          </w:tcPr>
-          <w:p>
-            <w:r>
-              <w:t>визуальный контроль/сотрудник отдела качества</w:t>
-            </w:r>
-          </w:p>
+            <w:vMerge/>
+          </w:tcPr>
+          <w:p/>
         </w:tc>
       </w:tr>
       <w:tr>
         <w:tc>
           <w:tcPr>
             <w:tcW w:type="dxa" w:w="1053"/>
+            <w:vMerge w:val="restart"/>
           </w:tcPr>
           <w:p>
             <w:r>
               <w:t>контейнеры для отходов</w:t>
             </w:r>
+          </w:p>
+          <w:p>
+            <w:r/>
           </w:p>
         </w:tc>
         <w:tc>
@@ -7614,41 +7761,57 @@
         <w:tc>
           <w:tcPr>
             <w:tcW w:type="dxa" w:w="1076"/>
+            <w:vMerge w:val="restart"/>
           </w:tcPr>
           <w:p>
             <w:r>
               <w:t>промаркированный</w:t>
             </w:r>
           </w:p>
+          <w:p>
+            <w:r/>
+          </w:p>
         </w:tc>
         <w:tc>
           <w:tcPr>
             <w:tcW w:type="dxa" w:w="1481"/>
+            <w:vMerge w:val="restart"/>
           </w:tcPr>
           <w:p>
             <w:r>
               <w:t>после каждого удаления отходов</w:t>
             </w:r>
           </w:p>
+          <w:p>
+            <w:r/>
+          </w:p>
         </w:tc>
         <w:tc>
           <w:tcPr>
             <w:tcW w:type="dxa" w:w="1293"/>
+            <w:vMerge w:val="restart"/>
           </w:tcPr>
           <w:p>
             <w:r>
               <w:t>сотрудник внутреннего клининга</w:t>
             </w:r>
           </w:p>
+          <w:p>
+            <w:r/>
+          </w:p>
         </w:tc>
         <w:tc>
           <w:tcPr>
             <w:tcW w:type="dxa" w:w="2298"/>
+            <w:vMerge w:val="restart"/>
           </w:tcPr>
           <w:p>
             <w:r>
               <w:t>визуальный контроль/сотрудник отдела качества</w:t>
             </w:r>
+          </w:p>
+          <w:p>
+            <w:r/>
           </w:p>
         </w:tc>
       </w:tr>
@@ -7656,12 +7819,9 @@
         <w:tc>
           <w:tcPr>
             <w:tcW w:type="dxa" w:w="1053"/>
-          </w:tcPr>
-          <w:p>
-            <w:r>
-              <w:t>контейнеры для отходов</w:t>
-            </w:r>
-          </w:p>
+            <w:vMerge/>
+          </w:tcPr>
+          <w:p/>
         </w:tc>
         <w:tc>
           <w:tcPr>
@@ -7735,53 +7895,45 @@
         <w:tc>
           <w:tcPr>
             <w:tcW w:type="dxa" w:w="1076"/>
-          </w:tcPr>
-          <w:p>
-            <w:r>
-              <w:t>промаркированный</w:t>
-            </w:r>
-          </w:p>
+            <w:vMerge/>
+          </w:tcPr>
+          <w:p/>
         </w:tc>
         <w:tc>
           <w:tcPr>
             <w:tcW w:type="dxa" w:w="1481"/>
-          </w:tcPr>
-          <w:p>
-            <w:r>
-              <w:t>после каждого удаления отходов</w:t>
-            </w:r>
-          </w:p>
+            <w:vMerge/>
+          </w:tcPr>
+          <w:p/>
         </w:tc>
         <w:tc>
           <w:tcPr>
             <w:tcW w:type="dxa" w:w="1293"/>
-          </w:tcPr>
-          <w:p>
-            <w:r>
-              <w:t>сотрудник внутреннего клининга</w:t>
-            </w:r>
-          </w:p>
+            <w:vMerge/>
+          </w:tcPr>
+          <w:p/>
         </w:tc>
         <w:tc>
           <w:tcPr>
             <w:tcW w:type="dxa" w:w="2298"/>
-          </w:tcPr>
-          <w:p>
-            <w:r>
-              <w:t>визуальный контроль/сотрудник отдела качества</w:t>
-            </w:r>
-          </w:p>
+            <w:vMerge/>
+          </w:tcPr>
+          <w:p/>
         </w:tc>
       </w:tr>
       <w:tr>
         <w:tc>
           <w:tcPr>
             <w:tcW w:type="dxa" w:w="1053"/>
+            <w:vMerge w:val="restart"/>
           </w:tcPr>
           <w:p>
             <w:r>
               <w:t>стоки, трапы</w:t>
             </w:r>
+          </w:p>
+          <w:p>
+            <w:r/>
           </w:p>
         </w:tc>
         <w:tc>
@@ -7854,41 +8006,57 @@
         <w:tc>
           <w:tcPr>
             <w:tcW w:type="dxa" w:w="1076"/>
+            <w:vMerge w:val="restart"/>
           </w:tcPr>
           <w:p>
             <w:r>
               <w:t>промаркированный</w:t>
             </w:r>
           </w:p>
+          <w:p>
+            <w:r/>
+          </w:p>
         </w:tc>
         <w:tc>
           <w:tcPr>
             <w:tcW w:type="dxa" w:w="1481"/>
+            <w:vMerge w:val="restart"/>
           </w:tcPr>
           <w:p>
             <w:r>
               <w:t>1 раз в смену</w:t>
             </w:r>
           </w:p>
+          <w:p>
+            <w:r/>
+          </w:p>
         </w:tc>
         <w:tc>
           <w:tcPr>
             <w:tcW w:type="dxa" w:w="1293"/>
+            <w:vMerge w:val="restart"/>
           </w:tcPr>
           <w:p>
             <w:r>
               <w:t>сотрудник внутреннего клининга</w:t>
             </w:r>
           </w:p>
+          <w:p>
+            <w:r/>
+          </w:p>
         </w:tc>
         <w:tc>
           <w:tcPr>
             <w:tcW w:type="dxa" w:w="2298"/>
+            <w:vMerge w:val="restart"/>
           </w:tcPr>
           <w:p>
             <w:r>
               <w:t>визуальный контроль/сотрудник отдела качества</w:t>
             </w:r>
+          </w:p>
+          <w:p>
+            <w:r/>
           </w:p>
         </w:tc>
       </w:tr>
@@ -7896,12 +8064,9 @@
         <w:tc>
           <w:tcPr>
             <w:tcW w:type="dxa" w:w="1053"/>
-          </w:tcPr>
-          <w:p>
-            <w:r>
-              <w:t>стоки, трапы</w:t>
-            </w:r>
-          </w:p>
+            <w:vMerge/>
+          </w:tcPr>
+          <w:p/>
         </w:tc>
         <w:tc>
           <w:tcPr>
@@ -7975,53 +8140,45 @@
         <w:tc>
           <w:tcPr>
             <w:tcW w:type="dxa" w:w="1076"/>
-          </w:tcPr>
-          <w:p>
-            <w:r>
-              <w:t>промаркированный</w:t>
-            </w:r>
-          </w:p>
+            <w:vMerge/>
+          </w:tcPr>
+          <w:p/>
         </w:tc>
         <w:tc>
           <w:tcPr>
             <w:tcW w:type="dxa" w:w="1481"/>
-          </w:tcPr>
-          <w:p>
-            <w:r>
-              <w:t>1 раз в смену</w:t>
-            </w:r>
-          </w:p>
+            <w:vMerge/>
+          </w:tcPr>
+          <w:p/>
         </w:tc>
         <w:tc>
           <w:tcPr>
             <w:tcW w:type="dxa" w:w="1293"/>
-          </w:tcPr>
-          <w:p>
-            <w:r>
-              <w:t>сотрудник внутреннего клининга</w:t>
-            </w:r>
-          </w:p>
+            <w:vMerge/>
+          </w:tcPr>
+          <w:p/>
         </w:tc>
         <w:tc>
           <w:tcPr>
             <w:tcW w:type="dxa" w:w="2298"/>
-          </w:tcPr>
-          <w:p>
-            <w:r>
-              <w:t>визуальный контроль/сотрудник отдела качества</w:t>
-            </w:r>
-          </w:p>
+            <w:vMerge/>
+          </w:tcPr>
+          <w:p/>
         </w:tc>
       </w:tr>
       <w:tr>
         <w:tc>
           <w:tcPr>
             <w:tcW w:type="dxa" w:w="1053"/>
+            <w:vMerge w:val="restart"/>
           </w:tcPr>
           <w:p>
             <w:r>
               <w:t>пол</w:t>
             </w:r>
+          </w:p>
+          <w:p>
+            <w:r/>
           </w:p>
         </w:tc>
         <w:tc>
@@ -8094,41 +8251,57 @@
         <w:tc>
           <w:tcPr>
             <w:tcW w:type="dxa" w:w="1076"/>
+            <w:vMerge w:val="restart"/>
           </w:tcPr>
           <w:p>
             <w:r>
               <w:t>промаркированный</w:t>
             </w:r>
           </w:p>
+          <w:p>
+            <w:r/>
+          </w:p>
         </w:tc>
         <w:tc>
           <w:tcPr>
             <w:tcW w:type="dxa" w:w="1481"/>
+            <w:vMerge w:val="restart"/>
           </w:tcPr>
           <w:p>
             <w:r>
               <w:t>2 раза в смену</w:t>
             </w:r>
           </w:p>
+          <w:p>
+            <w:r/>
+          </w:p>
         </w:tc>
         <w:tc>
           <w:tcPr>
             <w:tcW w:type="dxa" w:w="1293"/>
+            <w:vMerge w:val="restart"/>
           </w:tcPr>
           <w:p>
             <w:r>
               <w:t>сотрудник внутреннего клининга</w:t>
             </w:r>
           </w:p>
+          <w:p>
+            <w:r/>
+          </w:p>
         </w:tc>
         <w:tc>
           <w:tcPr>
             <w:tcW w:type="dxa" w:w="2298"/>
+            <w:vMerge w:val="restart"/>
           </w:tcPr>
           <w:p>
             <w:r>
               <w:t>визуальный контроль/сотрудник отдела качества</w:t>
             </w:r>
+          </w:p>
+          <w:p>
+            <w:r/>
           </w:p>
         </w:tc>
       </w:tr>
@@ -8136,12 +8309,9 @@
         <w:tc>
           <w:tcPr>
             <w:tcW w:type="dxa" w:w="1053"/>
-          </w:tcPr>
-          <w:p>
-            <w:r>
-              <w:t>пол</w:t>
-            </w:r>
-          </w:p>
+            <w:vMerge/>
+          </w:tcPr>
+          <w:p/>
         </w:tc>
         <w:tc>
           <w:tcPr>
@@ -8215,42 +8385,30 @@
         <w:tc>
           <w:tcPr>
             <w:tcW w:type="dxa" w:w="1076"/>
-          </w:tcPr>
-          <w:p>
-            <w:r>
-              <w:t>промаркированный</w:t>
-            </w:r>
-          </w:p>
+            <w:vMerge/>
+          </w:tcPr>
+          <w:p/>
         </w:tc>
         <w:tc>
           <w:tcPr>
             <w:tcW w:type="dxa" w:w="1481"/>
-          </w:tcPr>
-          <w:p>
-            <w:r>
-              <w:t>2 раза в смену</w:t>
-            </w:r>
-          </w:p>
+            <w:vMerge/>
+          </w:tcPr>
+          <w:p/>
         </w:tc>
         <w:tc>
           <w:tcPr>
             <w:tcW w:type="dxa" w:w="1293"/>
-          </w:tcPr>
-          <w:p>
-            <w:r>
-              <w:t>сотрудник внутреннего клининга</w:t>
-            </w:r>
-          </w:p>
+            <w:vMerge/>
+          </w:tcPr>
+          <w:p/>
         </w:tc>
         <w:tc>
           <w:tcPr>
             <w:tcW w:type="dxa" w:w="2298"/>
-          </w:tcPr>
-          <w:p>
-            <w:r>
-              <w:t>визуальный контроль/сотрудник отдела качества</w:t>
-            </w:r>
-          </w:p>
+            <w:vMerge/>
+          </w:tcPr>
+          <w:p/>
         </w:tc>
       </w:tr>
     </w:tbl>
